--- a/ENTREGA_JEFATURA_ESTUDIOSIMPLE_7B/01_INFORME_EJECUTIVO/Coordinacion entre Plan Maestro y Antigravity.docx
+++ b/ENTREGA_JEFATURA_ESTUDIOSIMPLE_7B/01_INFORME_EJECUTIVO/Coordinacion entre Plan Maestro y Antigravity.docx
@@ -16,7 +16,7 @@
           <w:sz w:val="22"/>
           <w:szCs w:val="22"/>
         </w:rPr>
-        <w:t xml:space="preserve">ESTUDIOSIMPLE PLATAFORMA EDUCATIVA EDTECH</w:t>
+        <w:t xml:space="preserve">ESTUDIOSIMPLE · PLATAFORMA EDUCATIVA</w:t>
       </w:r>
     </w:p>
     <w:p>
@@ -30,10 +30,10 @@
           <w:b/>
           <w:bCs/>
           <w:color w:val="1C3257"/>
-          <w:sz w:val="32"/>
-          <w:szCs w:val="32"/>
+          <w:sz w:val="30"/>
+          <w:szCs w:val="30"/>
         </w:rPr>
-        <w:t xml:space="preserve">INFORME DE COORDINACION: PLAN MAESTRO VERSUS ANTIGRAVITY</w:t>
+        <w:t xml:space="preserve">INFORME DE COORDINACIÓN: PLAN MAESTRO VERSUS ANTIGRAVITY</w:t>
       </w:r>
     </w:p>
     <w:p>
@@ -50,7 +50,7 @@
           <w:sz w:val="20"/>
           <w:szCs w:val="20"/>
         </w:rPr>
-        <w:t xml:space="preserve">Evaluacion de Conformidad de la Prueba Piloto de 7° Basico para Jefatura y Levantamiento de Financiamiento</w:t>
+        <w:t xml:space="preserve">Auditoría Técnica y Pedagógica de Concordancia en el Curso Piloto de 7° Básico</w:t>
       </w:r>
     </w:p>
     <w:p>
@@ -67,7 +67,7 @@
           <w:sz w:val="24"/>
           <w:szCs w:val="24"/>
         </w:rPr>
-        <w:t xml:space="preserve">1. FICHA TECNICA DEL PERITAJE Y ALCANCE ESTRATEGICO</w:t>
+        <w:t xml:space="preserve">1. FICHA TÉCNICA DEL PERITAJE Y ALCANCE DEL ANÁLISIS</w:t>
       </w:r>
     </w:p>
     <w:p>
@@ -77,7 +77,7 @@
           <w:sz w:val="20"/>
           <w:szCs w:val="20"/>
         </w:rPr>
-        <w:t xml:space="preserve">El presente informe responde al requerimiento de la direccion y gerencia de EstudioSimple para contrastar el trabajo tecnico y pedagogico desarrollado por el Ingeniero de Software IA (Antigravity) frente a los documentos rectores vigentes alojados en la carpeta oficial </w:t>
+        <w:t xml:space="preserve">El presente peritaje responde al requerimiento formal de la gerencia de EstudioSimple para contrastar exclusivamente las directivas establecidas en los documentos rectores de la carpeta </w:t>
       </w:r>
       <w:r>
         <w:rPr>
@@ -95,18 +95,18 @@
           <w:sz w:val="20"/>
           <w:szCs w:val="20"/>
         </w:rPr>
-        <w:t xml:space="preserve">. El analisis se circunscribe de manera estricta y deliberada al </w:t>
+        <w:t xml:space="preserve"> frente a la implementación real de software y contenidos realizada por el Ingeniero de Software IA (Antigravity) en la aplicación web. El análisis se limita estrictamente al </w:t>
       </w:r>
       <w:r>
         <w:rPr>
           <w:rFonts w:ascii="Arial" w:cs="Arial" w:eastAsia="Arial" w:hAnsi="Arial"/>
           <w:b/>
           <w:bCs/>
-          <w:color w:val="EE751C"/>
+          <w:color w:val="12A1A4"/>
           <w:sz w:val="20"/>
           <w:szCs w:val="20"/>
         </w:rPr>
-        <w:t xml:space="preserve">curso piloto de 7° Basico</w:t>
+        <w:t xml:space="preserve">curso piloto de 7° Básico</w:t>
       </w:r>
       <w:r>
         <w:rPr>
@@ -114,7 +114,7 @@
           <w:sz w:val="20"/>
           <w:szCs w:val="20"/>
         </w:rPr>
-        <w:t xml:space="preserve">, concebido como el Producto Minimo Viable de Alta Fidelidad (MVP) para la marcha blanca con familias y la presentacion formal ante entidades de financiamiento e inversion (Start-Up Chile, Corfo Semilla Inicia y redes de inversionistas angeles).</w:t>
+        <w:t xml:space="preserve">, concebido como el hito de validación pedagógica inicial del proyecto.</w:t>
       </w:r>
     </w:p>
     <w:tbl>
@@ -158,7 +158,7 @@
                 <w:sz w:val="18"/>
                 <w:szCs w:val="18"/>
               </w:rPr>
-              <w:t xml:space="preserve">Parametro de Evaluacion</w:t>
+              <w:t xml:space="preserve">Parámetro de Auditoría</w:t>
             </w:r>
           </w:p>
         </w:tc>
@@ -215,7 +215,7 @@
                 <w:sz w:val="17"/>
                 <w:szCs w:val="17"/>
               </w:rPr>
-              <w:t xml:space="preserve">Fecha Oficial de Emision</w:t>
+              <w:t xml:space="preserve">Fecha de Emisión</w:t>
             </w:r>
           </w:p>
         </w:tc>
@@ -242,7 +242,7 @@
                 <w:sz w:val="17"/>
                 <w:szCs w:val="17"/>
               </w:rPr>
-              <w:t xml:space="preserve">01 de Octubre de 2026</w:t>
+              <w:t xml:space="preserve">01 de octubre de 2026</w:t>
             </w:r>
           </w:p>
         </w:tc>
@@ -271,7 +271,7 @@
                 <w:sz w:val="17"/>
                 <w:szCs w:val="17"/>
               </w:rPr>
-              <w:t xml:space="preserve">Documentos Rectores Evaluados</w:t>
+              <w:t xml:space="preserve">Documentos Rectores Analizados</w:t>
             </w:r>
           </w:p>
         </w:tc>
@@ -298,7 +298,7 @@
                 <w:sz w:val="17"/>
                 <w:szCs w:val="17"/>
               </w:rPr>
-              <w:t xml:space="preserve">Manual Maestro.docx (271 KB, 33 capitulos) e Instrucciones_analisis_Manual_Maestro_y_avance_EstudioSimple.docx (242 KB)</w:t>
+              <w:t xml:space="preserve">Manual Maestro.docx (271 KB, 33 capítulos) e Instrucciones_analisis_Manual_Maestro_y_avance_EstudioSimple.docx (242 KB)</w:t>
             </w:r>
           </w:p>
         </w:tc>
@@ -327,7 +327,7 @@
                 <w:sz w:val="17"/>
                 <w:szCs w:val="17"/>
               </w:rPr>
-              <w:t xml:space="preserve">Alcance Curricular Auditado</w:t>
+              <w:t xml:space="preserve">Objeto de Comparación</w:t>
             </w:r>
           </w:p>
         </w:tc>
@@ -354,7 +354,7 @@
                 <w:sz w:val="17"/>
                 <w:szCs w:val="17"/>
               </w:rPr>
-              <w:t xml:space="preserve">7° Basico (Educacion General Basica Chile) - 5 Asignaturas Troncales (Matematica, Lenguaje, Ciencias, Historia e Ingles)</w:t>
+              <w:t xml:space="preserve">Código fuente, interfaces interactivas y datos de la App EstudioSimple construidos por Antigravity</w:t>
             </w:r>
           </w:p>
         </w:tc>
@@ -383,7 +383,7 @@
                 <w:sz w:val="17"/>
                 <w:szCs w:val="17"/>
               </w:rPr>
-              <w:t xml:space="preserve">Entregable Tangible en App</w:t>
+              <w:t xml:space="preserve">Alcance Curricular Auditado</w:t>
             </w:r>
           </w:p>
         </w:tc>
@@ -410,7 +410,7 @@
                 <w:sz w:val="17"/>
                 <w:szCs w:val="17"/>
               </w:rPr>
-              <w:t xml:space="preserve">29 Clases de 30 minutos (14.5 horas pedagogicas) 100% interactivas y articuladas con cuaderno fisico</w:t>
+              <w:t xml:space="preserve">Curso piloto de 7° Básico: 5 asignaturas troncales (Matemática, Lengua y Literatura, Ciencias Naturales, Historia y Ciencias Sociales, e Inglés)</w:t>
             </w:r>
           </w:p>
         </w:tc>
@@ -439,7 +439,7 @@
                 <w:sz w:val="17"/>
                 <w:szCs w:val="17"/>
               </w:rPr>
-              <w:t xml:space="preserve">Estado de Videos de Matematica</w:t>
+              <w:t xml:space="preserve">Volumen de Lecciones Auditadas</w:t>
             </w:r>
           </w:p>
         </w:tc>
@@ -466,7 +466,7 @@
                 <w:sz w:val="17"/>
                 <w:szCs w:val="17"/>
               </w:rPr>
-              <w:t xml:space="preserve">12 Videos Oficiales (6 Gancho 60s + 6 Explicativos 90s) blindados en CDN Cloudflare R2 sin necesidad de re-grabacion</w:t>
+              <w:t xml:space="preserve">29 clases interactivas de 30 minutos (14,5 horas pedagógicas completas) articuladas con cuaderno físico</w:t>
             </w:r>
           </w:p>
         </w:tc>
@@ -495,7 +495,63 @@
                 <w:sz w:val="17"/>
                 <w:szCs w:val="17"/>
               </w:rPr>
-              <w:t xml:space="preserve">Dictamen Global de Conformidad</w:t>
+              <w:t xml:space="preserve">Recursos Audiovisuales Auditados</w:t>
+            </w:r>
+          </w:p>
+        </w:tc>
+        <w:tc>
+          <w:tcPr>
+            <w:tcW w:type="pct" w:w="65%"/>
+            <w:tcMar>
+              <w:top w:type="dxa" w:w="100"/>
+              <w:left w:type="dxa" w:w="140"/>
+              <w:bottom w:type="dxa" w:w="100"/>
+              <w:right w:type="dxa" w:w="140"/>
+            </w:tcMar>
+          </w:tcPr>
+          <w:p>
+            <w:pPr>
+              <w:jc w:val="left"/>
+            </w:pPr>
+            <w:r>
+              <w:rPr>
+                <w:rFonts w:ascii="Arial" w:cs="Arial" w:eastAsia="Arial" w:hAnsi="Arial"/>
+                <w:b w:val="false"/>
+                <w:bCs w:val="false"/>
+                <w:color w:val="2D3748"/>
+                <w:sz w:val="17"/>
+                <w:szCs w:val="17"/>
+              </w:rPr>
+              <w:t xml:space="preserve">12 videos producidos para Matemática 7° Básico OA 01 (6 de gancho de 60s y 6 explicativos de 90s)</w:t>
+            </w:r>
+          </w:p>
+        </w:tc>
+      </w:tr>
+      <w:tr>
+        <w:tc>
+          <w:tcPr>
+            <w:tcW w:type="pct" w:w="35%"/>
+            <w:tcMar>
+              <w:top w:type="dxa" w:w="100"/>
+              <w:left w:type="dxa" w:w="140"/>
+              <w:bottom w:type="dxa" w:w="100"/>
+              <w:right w:type="dxa" w:w="140"/>
+            </w:tcMar>
+          </w:tcPr>
+          <w:p>
+            <w:pPr>
+              <w:jc w:val="left"/>
+            </w:pPr>
+            <w:r>
+              <w:rPr>
+                <w:rFonts w:ascii="Arial" w:cs="Arial" w:eastAsia="Arial" w:hAnsi="Arial"/>
+                <w:b/>
+                <w:bCs/>
+                <w:color w:val="2D3748"/>
+                <w:sz w:val="17"/>
+                <w:szCs w:val="17"/>
+              </w:rPr>
+              <w:t xml:space="preserve">Dictamen General de Concordancia</w:t>
             </w:r>
           </w:p>
         </w:tc>
@@ -523,7 +579,7 @@
                 <w:sz w:val="17"/>
                 <w:szCs w:val="17"/>
               </w:rPr>
-              <w:t xml:space="preserve">100% CONFORME en el curso piloto de 7° Basico</w:t>
+              <w:t xml:space="preserve">100% CONFORME (Alineación total en el piloto de 7° Básico)</w:t>
             </w:r>
           </w:p>
         </w:tc>
@@ -543,7 +599,7 @@
           <w:sz w:val="24"/>
           <w:szCs w:val="24"/>
         </w:rPr>
-        <w:t xml:space="preserve">2. RESUMEN EJECUTIVO PARA GERENCIA Y ENTIDADES DE FINANCIAMIENTO</w:t>
+        <w:t xml:space="preserve">2. RESUMEN EJECUTIVO DE LA AUDITORÍA</w:t>
       </w:r>
     </w:p>
     <w:p>
@@ -553,7 +609,7 @@
           <w:sz w:val="20"/>
           <w:szCs w:val="20"/>
         </w:rPr>
-        <w:t xml:space="preserve">La evaluacion pericial confirma que la construccion de la aplicacion EstudioSimple ejecutada por Antigravity se encuentra en </w:t>
+        <w:t xml:space="preserve">El examen comparativo entre las exigencias del Manual Maestro y la construcción realizada por Antigravity en la aplicación web EstudioSimple concluye que existe una </w:t>
       </w:r>
       <w:r>
         <w:rPr>
@@ -564,7 +620,7 @@
           <w:sz w:val="20"/>
           <w:szCs w:val="20"/>
         </w:rPr>
-        <w:t xml:space="preserve">concordancia absoluta (100% Conforme)</w:t>
+        <w:t xml:space="preserve">alineación total (100% Conforme)</w:t>
       </w:r>
       <w:r>
         <w:rPr>
@@ -572,7 +628,7 @@
           <w:sz w:val="20"/>
           <w:szCs w:val="20"/>
         </w:rPr>
-        <w:t xml:space="preserve"> con las directivas del Manual Maestro en todas sus dimensiones pedagogicas, tecnicas, operativas y de experiencia de usuario para el nivel piloto de 7° Basico. Los recientes ajustes aplicados eliminaron de raiz la asimetria en Matematica (incorporando formalmente la Clase 6 de sintesis y adaptando la insignia visual dinamica a "Clase X de 6"), preservando intactos los 12 videos ya producidos por el equipo docente.</w:t>
+        <w:t xml:space="preserve"> en el curso piloto de 7° Básico. Cada una de las especificaciones didácticas, los tiempos de concentración, el modelo de mediación adulta y los formatos de evaluación formativa se encuentran plenamente integrados en el código y en las pantallas de la plataforma.</w:t>
       </w:r>
     </w:p>
     <w:p>
@@ -582,7 +638,7 @@
           <w:sz w:val="20"/>
           <w:szCs w:val="20"/>
         </w:rPr>
-        <w:t xml:space="preserve">Para los evaluadores de fondos publicos (Start-Up Chile / Corfo) e inversionistas privados, este piloto exhibe tres atributos determinantes:</w:t>
+        <w:t xml:space="preserve">Los aspectos fundamentales verificados comprenden:</w:t>
       </w:r>
     </w:p>
     <w:p>
@@ -594,11 +650,11 @@
           <w:rFonts w:ascii="Arial" w:cs="Arial" w:eastAsia="Arial" w:hAnsi="Arial"/>
           <w:b/>
           <w:bCs/>
-          <w:color w:val="EE751C"/>
+          <w:color w:val="1C3257"/>
           <w:sz w:val="20"/>
           <w:szCs w:val="20"/>
         </w:rPr>
-        <w:t xml:space="preserve">a) Propuesta de Valor Validadora de Mercado: </w:t>
+        <w:t xml:space="preserve">a) Modelo Pedagógico y Secuencia de Clase: </w:t>
       </w:r>
       <w:r>
         <w:rPr>
@@ -606,7 +662,7 @@
           <w:sz w:val="20"/>
           <w:szCs w:val="20"/>
         </w:rPr>
-        <w:t xml:space="preserve">EstudioSimple no es un repositorio pasivo de videos ni un software saturado de gamificacion infantil. Es un sistema estructurado de mediacion donde el adulto tutor cuenta con un guion directo ("Dile", "Espera", "Pista") y el estudiante trabaja en su cuaderno fisico, respondiendo a la necesidad real de las familias en homeschooling.</w:t>
+        <w:t xml:space="preserve">La plataforma reproduce de forma exacta la secuencia obligatoria de 8 momentos pedagógicos de 30 minutos sin sobrecarga cognitiva, transitando fluidamente desde la conexión inicial hasta el cierre metacognitivo.</w:t>
       </w:r>
     </w:p>
     <w:p>
@@ -618,11 +674,11 @@
           <w:rFonts w:ascii="Arial" w:cs="Arial" w:eastAsia="Arial" w:hAnsi="Arial"/>
           <w:b/>
           <w:bCs/>
-          <w:color w:val="EE751C"/>
+          <w:color w:val="1C3257"/>
           <w:sz w:val="20"/>
           <w:szCs w:val="20"/>
         </w:rPr>
-        <w:t xml:space="preserve">b) Eficiencia Extrema de Capital (Costo Marginal Cercano a Cero): </w:t>
+        <w:t xml:space="preserve">b) Mediación Parental Efectiva: </w:t>
       </w:r>
       <w:r>
         <w:rPr>
@@ -630,7 +686,31 @@
           <w:sz w:val="20"/>
           <w:szCs w:val="20"/>
         </w:rPr>
-        <w:t xml:space="preserve">La infraestructura arquitectada por Antigravity (Neon PostgreSQL serverless con scale-to-zero y Cloudflare R2 con egreso de video a costo cero) permite que los costos operativos fijos mensuales de hosting y streaming se mantengan practicamente en cero dolares durante la etapa piloto, maximizando la eficiencia de cada peso obtenido en rondas de financiamiento.</w:t>
+        <w:t xml:space="preserve">La interfaz del adulto entrega un andamiaje completo mediante directivas explícitas ("Dile", "Espera", "Si responde bien" y "Pista de apoyo si duda"), permitiendo que padres o tutores sin formación pedagógica conduzcan la sesión con seguridad.</w:t>
+      </w:r>
+    </w:p>
+    <w:p>
+      <w:pPr>
+        <w:spacing w:after="60" w:before="60"/>
+      </w:pPr>
+      <w:r>
+        <w:rPr>
+          <w:rFonts w:ascii="Arial" w:cs="Arial" w:eastAsia="Arial" w:hAnsi="Arial"/>
+          <w:b/>
+          <w:bCs/>
+          <w:color w:val="1C3257"/>
+          <w:sz w:val="20"/>
+          <w:szCs w:val="20"/>
+        </w:rPr>
+        <w:t xml:space="preserve">c) Articulación Pantalla y Cuaderno Físico: </w:t>
+      </w:r>
+      <w:r>
+        <w:rPr>
+          <w:rFonts w:ascii="Arial" w:cs="Arial" w:eastAsia="Arial" w:hAnsi="Arial"/>
+          <w:sz w:val="20"/>
+          <w:szCs w:val="20"/>
+        </w:rPr>
+        <w:t xml:space="preserve">La aplicación actúa estrictamente como guía mediadora. En los momentos clave, la pantalla instruye pausar la interacción digital para que el estudiante realice trazos, esquemas y operaciones en su cuaderno físico analógico.</w:t>
       </w:r>
     </w:p>
     <w:p>
@@ -642,11 +722,11 @@
           <w:rFonts w:ascii="Arial" w:cs="Arial" w:eastAsia="Arial" w:hAnsi="Arial"/>
           <w:b/>
           <w:bCs/>
-          <w:color w:val="EE751C"/>
+          <w:color w:val="1C3257"/>
           <w:sz w:val="20"/>
           <w:szCs w:val="20"/>
         </w:rPr>
-        <w:t xml:space="preserve">c) Escalabilidad Demostrada y Activo de Propiedad Intelectual: </w:t>
+        <w:t xml:space="preserve">d) Blindaje del Material Audiovisual de Matemática: </w:t>
       </w:r>
       <w:r>
         <w:rPr>
@@ -654,7 +734,7 @@
           <w:sz w:val="20"/>
           <w:szCs w:val="20"/>
         </w:rPr>
-        <w:t xml:space="preserve">La base de datos contiene los 628 Objetivos de Aprendizaje del curriculum nacional chileno plenamente mapeados desde 1° Basico hasta IV Medio. La prueba piloto de 7° Basico entrega la formula pedagogica y tecnica validada para replicar el modelo a escala en las siguientes fases del negocio.</w:t>
+        <w:t xml:space="preserve">Los 12 videos producidos por el equipo docente para Matemática 7° Básico OA 01 concuerdan punto por punto con la versión oficial v7 del Plan Maestro y la App, garantizando la total preservación de la inversión en grabación sin necesidad de rehacer videos.</w:t>
       </w:r>
     </w:p>
     <w:p>
@@ -671,7 +751,7 @@
           <w:sz w:val="24"/>
           <w:szCs w:val="24"/>
         </w:rPr>
-        <w:t xml:space="preserve">3. MATRIZ DE CONTRASTE FACTUAL: MANUAL MAESTRO VS ANTIGRAVITY (7° BASICO)</w:t>
+        <w:t xml:space="preserve">3. MATRIZ DE CONTRASTE FACTUAL: MANUAL MAESTRO VERSUS APP ANTIGRAVITY</w:t>
       </w:r>
     </w:p>
     <w:p>
@@ -681,7 +761,7 @@
           <w:sz w:val="20"/>
           <w:szCs w:val="20"/>
         </w:rPr>
-        <w:t xml:space="preserve">Siguiendo estrictamente las pautas de evaluacion de Instrucciones_analisis_Manual_Maestro_y_avance_EstudioSimple.docx, se presenta la matriz de auditoria con las 7 columnas normativas sobre la implementacion realizada por Antigravity:</w:t>
+        <w:t xml:space="preserve">Conforme a las normas metodológicas de Instrucciones_analisis_Manual_Maestro_y_avance_EstudioSimple.docx, se presenta la matriz de contraste con las 7 columnas obligatorias para el curso piloto de 7° Básico:</w:t>
       </w:r>
     </w:p>
     <w:tbl>
@@ -730,7 +810,7 @@
                 <w:sz w:val="18"/>
                 <w:szCs w:val="18"/>
               </w:rPr>
-              <w:t xml:space="preserve">Apartado Manual</w:t>
+              <w:t xml:space="preserve">Apartado del Manual</w:t>
             </w:r>
           </w:p>
         </w:tc>
@@ -758,7 +838,7 @@
                 <w:sz w:val="18"/>
                 <w:szCs w:val="18"/>
               </w:rPr>
-              <w:t xml:space="preserve">Definicion o Estandar Exigido</w:t>
+              <w:t xml:space="preserve">Definición o Estándar Exigido</w:t>
             </w:r>
           </w:p>
         </w:tc>
@@ -786,7 +866,7 @@
                 <w:sz w:val="18"/>
                 <w:szCs w:val="18"/>
               </w:rPr>
-              <w:t xml:space="preserve">Evidencia en Codigo Antigravity</w:t>
+              <w:t xml:space="preserve">Evidencia en Código Antigravity</w:t>
             </w:r>
           </w:p>
         </w:tc>
@@ -870,7 +950,7 @@
                 <w:sz w:val="18"/>
                 <w:szCs w:val="18"/>
               </w:rPr>
-              <w:t xml:space="preserve">Impacto</w:t>
+              <w:t xml:space="preserve">Impacto Pedagógico</w:t>
             </w:r>
           </w:p>
         </w:tc>
@@ -898,7 +978,7 @@
                 <w:sz w:val="18"/>
                 <w:szCs w:val="18"/>
               </w:rPr>
-              <w:t xml:space="preserve">Accion o Decision</w:t>
+              <w:t xml:space="preserve">Acción o Decisión</w:t>
             </w:r>
           </w:p>
         </w:tc>
@@ -927,7 +1007,7 @@
                 <w:sz w:val="17"/>
                 <w:szCs w:val="17"/>
               </w:rPr>
-              <w:t xml:space="preserve">Cap. 15: Estructura de Clase</w:t>
+              <w:t xml:space="preserve">Capítulo 15: Estructura de Clase</w:t>
             </w:r>
           </w:p>
         </w:tc>
@@ -954,7 +1034,7 @@
                 <w:sz w:val="17"/>
                 <w:szCs w:val="17"/>
               </w:rPr>
-              <w:t xml:space="preserve">Secuencia estricta de 8 momentos pedagógicos de 30m para evitar sobrecarga cognitiva.</w:t>
+              <w:t xml:space="preserve">Sesión dividida en 8 momentos pedagógicos continuos de 30 minutos sin saturación digital.</w:t>
             </w:r>
           </w:p>
         </w:tc>
@@ -1036,61 +1116,61 @@
                 <w:sz w:val="17"/>
                 <w:szCs w:val="17"/>
               </w:rPr>
-              <w:t xml:space="preserve">Ninguna. Secuencia 100% homologada.</w:t>
-            </w:r>
-          </w:p>
-        </w:tc>
-        <w:tc>
-          <w:tcPr>
-            <w:tcW w:type="pct" w:w="12%"/>
-            <w:tcMar>
-              <w:top w:type="dxa" w:w="100"/>
-              <w:left w:type="dxa" w:w="140"/>
-              <w:bottom w:type="dxa" w:w="100"/>
-              <w:right w:type="dxa" w:w="140"/>
-            </w:tcMar>
-          </w:tcPr>
-          <w:p>
-            <w:pPr>
-              <w:jc w:val="left"/>
-            </w:pPr>
-            <w:r>
-              <w:rPr>
-                <w:rFonts w:ascii="Arial" w:cs="Arial" w:eastAsia="Arial" w:hAnsi="Arial"/>
-                <w:b w:val="false"/>
-                <w:bCs w:val="false"/>
-                <w:color w:val="2D3748"/>
-                <w:sz w:val="17"/>
-                <w:szCs w:val="17"/>
-              </w:rPr>
-              <w:t xml:space="preserve">Alto impacto positivo en concentracion.</w:t>
-            </w:r>
-          </w:p>
-        </w:tc>
-        <w:tc>
-          <w:tcPr>
-            <w:tcW w:type="pct" w:w="12%"/>
-            <w:tcMar>
-              <w:top w:type="dxa" w:w="100"/>
-              <w:left w:type="dxa" w:w="140"/>
-              <w:bottom w:type="dxa" w:w="100"/>
-              <w:right w:type="dxa" w:w="140"/>
-            </w:tcMar>
-          </w:tcPr>
-          <w:p>
-            <w:pPr>
-              <w:jc w:val="left"/>
-            </w:pPr>
-            <w:r>
-              <w:rPr>
-                <w:rFonts w:ascii="Arial" w:cs="Arial" w:eastAsia="Arial" w:hAnsi="Arial"/>
-                <w:b w:val="false"/>
-                <w:bCs w:val="false"/>
-                <w:color w:val="2D3748"/>
-                <w:sz w:val="17"/>
-                <w:szCs w:val="17"/>
-              </w:rPr>
-              <w:t xml:space="preserve">Preservar estructura en produccion.</w:t>
+              <w:t xml:space="preserve">Ninguna. Secuencia 100% idéntica.</w:t>
+            </w:r>
+          </w:p>
+        </w:tc>
+        <w:tc>
+          <w:tcPr>
+            <w:tcW w:type="pct" w:w="12%"/>
+            <w:tcMar>
+              <w:top w:type="dxa" w:w="100"/>
+              <w:left w:type="dxa" w:w="140"/>
+              <w:bottom w:type="dxa" w:w="100"/>
+              <w:right w:type="dxa" w:w="140"/>
+            </w:tcMar>
+          </w:tcPr>
+          <w:p>
+            <w:pPr>
+              <w:jc w:val="left"/>
+            </w:pPr>
+            <w:r>
+              <w:rPr>
+                <w:rFonts w:ascii="Arial" w:cs="Arial" w:eastAsia="Arial" w:hAnsi="Arial"/>
+                <w:b w:val="false"/>
+                <w:bCs w:val="false"/>
+                <w:color w:val="2D3748"/>
+                <w:sz w:val="17"/>
+                <w:szCs w:val="17"/>
+              </w:rPr>
+              <w:t xml:space="preserve">Alta retención cognitiva y ritmo predecible.</w:t>
+            </w:r>
+          </w:p>
+        </w:tc>
+        <w:tc>
+          <w:tcPr>
+            <w:tcW w:type="pct" w:w="12%"/>
+            <w:tcMar>
+              <w:top w:type="dxa" w:w="100"/>
+              <w:left w:type="dxa" w:w="140"/>
+              <w:bottom w:type="dxa" w:w="100"/>
+              <w:right w:type="dxa" w:w="140"/>
+            </w:tcMar>
+          </w:tcPr>
+          <w:p>
+            <w:pPr>
+              <w:jc w:val="left"/>
+            </w:pPr>
+            <w:r>
+              <w:rPr>
+                <w:rFonts w:ascii="Arial" w:cs="Arial" w:eastAsia="Arial" w:hAnsi="Arial"/>
+                <w:b w:val="false"/>
+                <w:bCs w:val="false"/>
+                <w:color w:val="2D3748"/>
+                <w:sz w:val="17"/>
+                <w:szCs w:val="17"/>
+              </w:rPr>
+              <w:t xml:space="preserve">Mantener estructura estándar en producción.</w:t>
             </w:r>
           </w:p>
         </w:tc>
@@ -1119,7 +1199,7 @@
                 <w:sz w:val="17"/>
                 <w:szCs w:val="17"/>
               </w:rPr>
-              <w:t xml:space="preserve">Cap. 14: Rol del Adulto</w:t>
+              <w:t xml:space="preserve">Capítulo 14: Roles de Adulto y Alumno</w:t>
             </w:r>
           </w:p>
         </w:tc>
@@ -1146,7 +1226,7 @@
                 <w:sz w:val="17"/>
                 <w:szCs w:val="17"/>
               </w:rPr>
-              <w:t xml:space="preserve">Andamiaje mediador para apoderados sin formacion pedagogica ("Dile", "Espera", "Pista").</w:t>
+              <w:t xml:space="preserve">Andamiaje mediador para apoderados: directivas orales, respuestas esperadas y pistas.</w:t>
             </w:r>
           </w:p>
         </w:tc>
@@ -1173,7 +1253,7 @@
                 <w:sz w:val="17"/>
                 <w:szCs w:val="17"/>
               </w:rPr>
-              <w:t xml:space="preserve">AdultLessonView.tsx provee pantalla con directivas exactas y pistas socraticas en tiempo real.</w:t>
+              <w:t xml:space="preserve">AdultLessonView.tsx proyecta directivas socráticas en tiempo real ("Dile", "Espera", "Pista").</w:t>
             </w:r>
           </w:p>
         </w:tc>
@@ -1228,61 +1308,61 @@
                 <w:sz w:val="17"/>
                 <w:szCs w:val="17"/>
               </w:rPr>
-              <w:t xml:space="preserve">Ninguna. Guion parental plenamente funcional.</w:t>
-            </w:r>
-          </w:p>
-        </w:tc>
-        <w:tc>
-          <w:tcPr>
-            <w:tcW w:type="pct" w:w="12%"/>
-            <w:tcMar>
-              <w:top w:type="dxa" w:w="100"/>
-              <w:left w:type="dxa" w:w="140"/>
-              <w:bottom w:type="dxa" w:w="100"/>
-              <w:right w:type="dxa" w:w="140"/>
-            </w:tcMar>
-          </w:tcPr>
-          <w:p>
-            <w:pPr>
-              <w:jc w:val="left"/>
-            </w:pPr>
-            <w:r>
-              <w:rPr>
-                <w:rFonts w:ascii="Arial" w:cs="Arial" w:eastAsia="Arial" w:hAnsi="Arial"/>
-                <w:b w:val="false"/>
-                <w:bCs w:val="false"/>
-                <w:color w:val="2D3748"/>
-                <w:sz w:val="17"/>
-                <w:szCs w:val="17"/>
-              </w:rPr>
-              <w:t xml:space="preserve">Resuelve la principal objecion del homeschooling.</w:t>
-            </w:r>
-          </w:p>
-        </w:tc>
-        <w:tc>
-          <w:tcPr>
-            <w:tcW w:type="pct" w:w="12%"/>
-            <w:tcMar>
-              <w:top w:type="dxa" w:w="100"/>
-              <w:left w:type="dxa" w:w="140"/>
-              <w:bottom w:type="dxa" w:w="100"/>
-              <w:right w:type="dxa" w:w="140"/>
-            </w:tcMar>
-          </w:tcPr>
-          <w:p>
-            <w:pPr>
-              <w:jc w:val="left"/>
-            </w:pPr>
-            <w:r>
-              <w:rPr>
-                <w:rFonts w:ascii="Arial" w:cs="Arial" w:eastAsia="Arial" w:hAnsi="Arial"/>
-                <w:b w:val="false"/>
-                <w:bCs w:val="false"/>
-                <w:color w:val="2D3748"/>
-                <w:sz w:val="17"/>
-                <w:szCs w:val="17"/>
-              </w:rPr>
-              <w:t xml:space="preserve">Validar en marcha blanca con familias.</w:t>
+              <w:t xml:space="preserve">Ninguna. El guion parental opera en sincronía.</w:t>
+            </w:r>
+          </w:p>
+        </w:tc>
+        <w:tc>
+          <w:tcPr>
+            <w:tcW w:type="pct" w:w="12%"/>
+            <w:tcMar>
+              <w:top w:type="dxa" w:w="100"/>
+              <w:left w:type="dxa" w:w="140"/>
+              <w:bottom w:type="dxa" w:w="100"/>
+              <w:right w:type="dxa" w:w="140"/>
+            </w:tcMar>
+          </w:tcPr>
+          <w:p>
+            <w:pPr>
+              <w:jc w:val="left"/>
+            </w:pPr>
+            <w:r>
+              <w:rPr>
+                <w:rFonts w:ascii="Arial" w:cs="Arial" w:eastAsia="Arial" w:hAnsi="Arial"/>
+                <w:b w:val="false"/>
+                <w:bCs w:val="false"/>
+                <w:color w:val="2D3748"/>
+                <w:sz w:val="17"/>
+                <w:szCs w:val="17"/>
+              </w:rPr>
+              <w:t xml:space="preserve">Autonomía y seguridad para el adulto mediador.</w:t>
+            </w:r>
+          </w:p>
+        </w:tc>
+        <w:tc>
+          <w:tcPr>
+            <w:tcW w:type="pct" w:w="12%"/>
+            <w:tcMar>
+              <w:top w:type="dxa" w:w="100"/>
+              <w:left w:type="dxa" w:w="140"/>
+              <w:bottom w:type="dxa" w:w="100"/>
+              <w:right w:type="dxa" w:w="140"/>
+            </w:tcMar>
+          </w:tcPr>
+          <w:p>
+            <w:pPr>
+              <w:jc w:val="left"/>
+            </w:pPr>
+            <w:r>
+              <w:rPr>
+                <w:rFonts w:ascii="Arial" w:cs="Arial" w:eastAsia="Arial" w:hAnsi="Arial"/>
+                <w:b w:val="false"/>
+                <w:bCs w:val="false"/>
+                <w:color w:val="2D3748"/>
+                <w:sz w:val="17"/>
+                <w:szCs w:val="17"/>
+              </w:rPr>
+              <w:t xml:space="preserve">Aprobado para prueba con familias reales.</w:t>
             </w:r>
           </w:p>
         </w:tc>
@@ -1311,7 +1391,7 @@
                 <w:sz w:val="17"/>
                 <w:szCs w:val="17"/>
               </w:rPr>
-              <w:t xml:space="preserve">Cap. 18: Pantalla vs Cuaderno</w:t>
+              <w:t xml:space="preserve">Capítulo 18: Pantalla y Cuaderno</w:t>
             </w:r>
           </w:p>
         </w:tc>
@@ -1338,7 +1418,7 @@
                 <w:sz w:val="17"/>
                 <w:szCs w:val="17"/>
               </w:rPr>
-              <w:t xml:space="preserve">La pantalla es mediadora; la fijacion del aprendizaje ocurre en el cuaderno fisico.</w:t>
+              <w:t xml:space="preserve">La pantalla es solo mediadora; la fijación y resolución profunda ocurre en el cuaderno físico.</w:t>
             </w:r>
           </w:p>
         </w:tc>
@@ -1365,7 +1445,7 @@
                 <w:sz w:val="17"/>
                 <w:szCs w:val="17"/>
               </w:rPr>
-              <w:t xml:space="preserve">Pasos 3 y 5 ordenan explicitamente abrir cuaderno, trazar y resolver con lapiz.</w:t>
+              <w:t xml:space="preserve">Pasos 3 y 5 detienen el avance digital e instruyen escribir y resolver en cuaderno.</w:t>
             </w:r>
           </w:p>
         </w:tc>
@@ -1420,61 +1500,61 @@
                 <w:sz w:val="17"/>
                 <w:szCs w:val="17"/>
               </w:rPr>
-              <w:t xml:space="preserve">Ninguna. Puente analogico-digital operativo.</w:t>
-            </w:r>
-          </w:p>
-        </w:tc>
-        <w:tc>
-          <w:tcPr>
-            <w:tcW w:type="pct" w:w="12%"/>
-            <w:tcMar>
-              <w:top w:type="dxa" w:w="100"/>
-              <w:left w:type="dxa" w:w="140"/>
-              <w:bottom w:type="dxa" w:w="100"/>
-              <w:right w:type="dxa" w:w="140"/>
-            </w:tcMar>
-          </w:tcPr>
-          <w:p>
-            <w:pPr>
-              <w:jc w:val="left"/>
-            </w:pPr>
-            <w:r>
-              <w:rPr>
-                <w:rFonts w:ascii="Arial" w:cs="Arial" w:eastAsia="Arial" w:hAnsi="Arial"/>
-                <w:b w:val="false"/>
-                <w:bCs w:val="false"/>
-                <w:color w:val="2D3748"/>
-                <w:sz w:val="17"/>
-                <w:szCs w:val="17"/>
-              </w:rPr>
-              <w:t xml:space="preserve">Tranquilidad parental frente al tiempo en pantalla.</w:t>
-            </w:r>
-          </w:p>
-        </w:tc>
-        <w:tc>
-          <w:tcPr>
-            <w:tcW w:type="pct" w:w="12%"/>
-            <w:tcMar>
-              <w:top w:type="dxa" w:w="100"/>
-              <w:left w:type="dxa" w:w="140"/>
-              <w:bottom w:type="dxa" w:w="100"/>
-              <w:right w:type="dxa" w:w="140"/>
-            </w:tcMar>
-          </w:tcPr>
-          <w:p>
-            <w:pPr>
-              <w:jc w:val="left"/>
-            </w:pPr>
-            <w:r>
-              <w:rPr>
-                <w:rFonts w:ascii="Arial" w:cs="Arial" w:eastAsia="Arial" w:hAnsi="Arial"/>
-                <w:b w:val="false"/>
-                <w:bCs w:val="false"/>
-                <w:color w:val="2D3748"/>
-                <w:sz w:val="17"/>
-                <w:szCs w:val="17"/>
-              </w:rPr>
-              <w:t xml:space="preserve">Mantener iconografia de cuaderno activo.</w:t>
+              <w:t xml:space="preserve">Ninguna. Instrucciones analógicas explícitas.</w:t>
+            </w:r>
+          </w:p>
+        </w:tc>
+        <w:tc>
+          <w:tcPr>
+            <w:tcW w:type="pct" w:w="12%"/>
+            <w:tcMar>
+              <w:top w:type="dxa" w:w="100"/>
+              <w:left w:type="dxa" w:w="140"/>
+              <w:bottom w:type="dxa" w:w="100"/>
+              <w:right w:type="dxa" w:w="140"/>
+            </w:tcMar>
+          </w:tcPr>
+          <w:p>
+            <w:pPr>
+              <w:jc w:val="left"/>
+            </w:pPr>
+            <w:r>
+              <w:rPr>
+                <w:rFonts w:ascii="Arial" w:cs="Arial" w:eastAsia="Arial" w:hAnsi="Arial"/>
+                <w:b w:val="false"/>
+                <w:bCs w:val="false"/>
+                <w:color w:val="2D3748"/>
+                <w:sz w:val="17"/>
+                <w:szCs w:val="17"/>
+              </w:rPr>
+              <w:t xml:space="preserve">Disminución de fatiga visual y fijación motora.</w:t>
+            </w:r>
+          </w:p>
+        </w:tc>
+        <w:tc>
+          <w:tcPr>
+            <w:tcW w:type="pct" w:w="12%"/>
+            <w:tcMar>
+              <w:top w:type="dxa" w:w="100"/>
+              <w:left w:type="dxa" w:w="140"/>
+              <w:bottom w:type="dxa" w:w="100"/>
+              <w:right w:type="dxa" w:w="140"/>
+            </w:tcMar>
+          </w:tcPr>
+          <w:p>
+            <w:pPr>
+              <w:jc w:val="left"/>
+            </w:pPr>
+            <w:r>
+              <w:rPr>
+                <w:rFonts w:ascii="Arial" w:cs="Arial" w:eastAsia="Arial" w:hAnsi="Arial"/>
+                <w:b w:val="false"/>
+                <w:bCs w:val="false"/>
+                <w:color w:val="2D3748"/>
+                <w:sz w:val="17"/>
+                <w:szCs w:val="17"/>
+              </w:rPr>
+              <w:t xml:space="preserve">Conservar llamados a la acción de cuaderno.</w:t>
             </w:r>
           </w:p>
         </w:tc>
@@ -1503,7 +1583,7 @@
                 <w:sz w:val="17"/>
                 <w:szCs w:val="17"/>
               </w:rPr>
-              <w:t xml:space="preserve">Cap. 19: Psicometria y Miniquiz</w:t>
+              <w:t xml:space="preserve">Capítulo 19: Psicometría y Evaluación</w:t>
             </w:r>
           </w:p>
         </w:tc>
@@ -1530,7 +1610,7 @@
                 <w:sz w:val="17"/>
                 <w:szCs w:val="17"/>
               </w:rPr>
-              <w:t xml:space="preserve">Evaluacion formativa tipo MINEDUC con analisis de distractores y bucle de recuperacion.</w:t>
+              <w:t xml:space="preserve">Evaluación formativa con análisis de distractores por error conceptual y recuperación.</w:t>
             </w:r>
           </w:p>
         </w:tc>
@@ -1557,7 +1637,7 @@
                 <w:sz w:val="17"/>
                 <w:szCs w:val="17"/>
               </w:rPr>
-              <w:t xml:space="preserve">Paso 7 incluye fixExplain por concepcion errada y bucle Paso 7b de recuperacion inmediata.</w:t>
+              <w:t xml:space="preserve">Paso 7 incluye fixExplain en cada opción errónea y activa el bucle de recuperación 7b.</w:t>
             </w:r>
           </w:p>
         </w:tc>
@@ -1612,61 +1692,61 @@
                 <w:sz w:val="17"/>
                 <w:szCs w:val="17"/>
               </w:rPr>
-              <w:t xml:space="preserve">Ninguna. Rigor psicometrico verificado.</w:t>
-            </w:r>
-          </w:p>
-        </w:tc>
-        <w:tc>
-          <w:tcPr>
-            <w:tcW w:type="pct" w:w="12%"/>
-            <w:tcMar>
-              <w:top w:type="dxa" w:w="100"/>
-              <w:left w:type="dxa" w:w="140"/>
-              <w:bottom w:type="dxa" w:w="100"/>
-              <w:right w:type="dxa" w:w="140"/>
-            </w:tcMar>
-          </w:tcPr>
-          <w:p>
-            <w:pPr>
-              <w:jc w:val="left"/>
-            </w:pPr>
-            <w:r>
-              <w:rPr>
-                <w:rFonts w:ascii="Arial" w:cs="Arial" w:eastAsia="Arial" w:hAnsi="Arial"/>
-                <w:b w:val="false"/>
-                <w:bCs w:val="false"/>
-                <w:color w:val="2D3748"/>
-                <w:sz w:val="17"/>
-                <w:szCs w:val="17"/>
-              </w:rPr>
-              <w:t xml:space="preserve">Garantiza preparacion real para Examen Libre.</w:t>
-            </w:r>
-          </w:p>
-        </w:tc>
-        <w:tc>
-          <w:tcPr>
-            <w:tcW w:type="pct" w:w="12%"/>
-            <w:tcMar>
-              <w:top w:type="dxa" w:w="100"/>
-              <w:left w:type="dxa" w:w="140"/>
-              <w:bottom w:type="dxa" w:w="100"/>
-              <w:right w:type="dxa" w:w="140"/>
-            </w:tcMar>
-          </w:tcPr>
-          <w:p>
-            <w:pPr>
-              <w:jc w:val="left"/>
-            </w:pPr>
-            <w:r>
-              <w:rPr>
-                <w:rFonts w:ascii="Arial" w:cs="Arial" w:eastAsia="Arial" w:hAnsi="Arial"/>
-                <w:b w:val="false"/>
-                <w:bCs w:val="false"/>
-                <w:color w:val="2D3748"/>
-                <w:sz w:val="17"/>
-                <w:szCs w:val="17"/>
-              </w:rPr>
-              <w:t xml:space="preserve">Monitorear metricas de acierto en DB.</w:t>
+              <w:t xml:space="preserve">Ninguna. Rigor evaluativo MINEDUC asegurado.</w:t>
+            </w:r>
+          </w:p>
+        </w:tc>
+        <w:tc>
+          <w:tcPr>
+            <w:tcW w:type="pct" w:w="12%"/>
+            <w:tcMar>
+              <w:top w:type="dxa" w:w="100"/>
+              <w:left w:type="dxa" w:w="140"/>
+              <w:bottom w:type="dxa" w:w="100"/>
+              <w:right w:type="dxa" w:w="140"/>
+            </w:tcMar>
+          </w:tcPr>
+          <w:p>
+            <w:pPr>
+              <w:jc w:val="left"/>
+            </w:pPr>
+            <w:r>
+              <w:rPr>
+                <w:rFonts w:ascii="Arial" w:cs="Arial" w:eastAsia="Arial" w:hAnsi="Arial"/>
+                <w:b w:val="false"/>
+                <w:bCs w:val="false"/>
+                <w:color w:val="2D3748"/>
+                <w:sz w:val="17"/>
+                <w:szCs w:val="17"/>
+              </w:rPr>
+              <w:t xml:space="preserve">Preparación genuina para examen libre.</w:t>
+            </w:r>
+          </w:p>
+        </w:tc>
+        <w:tc>
+          <w:tcPr>
+            <w:tcW w:type="pct" w:w="12%"/>
+            <w:tcMar>
+              <w:top w:type="dxa" w:w="100"/>
+              <w:left w:type="dxa" w:w="140"/>
+              <w:bottom w:type="dxa" w:w="100"/>
+              <w:right w:type="dxa" w:w="140"/>
+            </w:tcMar>
+          </w:tcPr>
+          <w:p>
+            <w:pPr>
+              <w:jc w:val="left"/>
+            </w:pPr>
+            <w:r>
+              <w:rPr>
+                <w:rFonts w:ascii="Arial" w:cs="Arial" w:eastAsia="Arial" w:hAnsi="Arial"/>
+                <w:b w:val="false"/>
+                <w:bCs w:val="false"/>
+                <w:color w:val="2D3748"/>
+                <w:sz w:val="17"/>
+                <w:szCs w:val="17"/>
+              </w:rPr>
+              <w:t xml:space="preserve">Monitorear estadísticas de respuesta en base de datos.</w:t>
             </w:r>
           </w:p>
         </w:tc>
@@ -1695,7 +1775,7 @@
                 <w:sz w:val="17"/>
                 <w:szCs w:val="17"/>
               </w:rPr>
-              <w:t xml:space="preserve">Cap. 16: Curriculo 7° Basico</w:t>
+              <w:t xml:space="preserve">Capítulo 16: Cobertura 7° Básico</w:t>
             </w:r>
           </w:p>
         </w:tc>
@@ -1722,7 +1802,7 @@
                 <w:sz w:val="17"/>
                 <w:szCs w:val="17"/>
               </w:rPr>
-              <w:t xml:space="preserve">Alineacion canonica con Bases Curriculares y textos escolares oficiales MINEDUC.</w:t>
+              <w:t xml:space="preserve">Alineación con Bases Curriculares y textos escolares oficiales del MINEDUC en 5 troncales.</w:t>
             </w:r>
           </w:p>
         </w:tc>
@@ -1749,7 +1829,7 @@
                 <w:sz w:val="17"/>
                 <w:szCs w:val="17"/>
               </w:rPr>
-              <w:t xml:space="preserve">curriculumData.ts con 29 clases en 5 asignaturas troncales (Mat, Len, Cie, His, Ing).</w:t>
+              <w:t xml:space="preserve">curriculumData.ts con 29 clases en Matemática, Lenguaje, Ciencias, Historia e Inglés.</w:t>
             </w:r>
           </w:p>
         </w:tc>
@@ -1804,61 +1884,61 @@
                 <w:sz w:val="17"/>
                 <w:szCs w:val="17"/>
               </w:rPr>
-              <w:t xml:space="preserve">Ninguna en el nivel piloto de 7° Basico.</w:t>
-            </w:r>
-          </w:p>
-        </w:tc>
-        <w:tc>
-          <w:tcPr>
-            <w:tcW w:type="pct" w:w="12%"/>
-            <w:tcMar>
-              <w:top w:type="dxa" w:w="100"/>
-              <w:left w:type="dxa" w:w="140"/>
-              <w:bottom w:type="dxa" w:w="100"/>
-              <w:right w:type="dxa" w:w="140"/>
-            </w:tcMar>
-          </w:tcPr>
-          <w:p>
-            <w:pPr>
-              <w:jc w:val="left"/>
-            </w:pPr>
-            <w:r>
-              <w:rPr>
-                <w:rFonts w:ascii="Arial" w:cs="Arial" w:eastAsia="Arial" w:hAnsi="Arial"/>
-                <w:b w:val="false"/>
-                <w:bCs w:val="false"/>
-                <w:color w:val="2D3748"/>
-                <w:sz w:val="17"/>
-                <w:szCs w:val="17"/>
-              </w:rPr>
-              <w:t xml:space="preserve">Piloto 100% representativo para financiamiento.</w:t>
-            </w:r>
-          </w:p>
-        </w:tc>
-        <w:tc>
-          <w:tcPr>
-            <w:tcW w:type="pct" w:w="12%"/>
-            <w:tcMar>
-              <w:top w:type="dxa" w:w="100"/>
-              <w:left w:type="dxa" w:w="140"/>
-              <w:bottom w:type="dxa" w:w="100"/>
-              <w:right w:type="dxa" w:w="140"/>
-            </w:tcMar>
-          </w:tcPr>
-          <w:p>
-            <w:pPr>
-              <w:jc w:val="left"/>
-            </w:pPr>
-            <w:r>
-              <w:rPr>
-                <w:rFonts w:ascii="Arial" w:cs="Arial" w:eastAsia="Arial" w:hAnsi="Arial"/>
-                <w:b w:val="false"/>
-                <w:bCs w:val="false"/>
-                <w:color w:val="2D3748"/>
-                <w:sz w:val="17"/>
-                <w:szCs w:val="17"/>
-              </w:rPr>
-              <w:t xml:space="preserve">Aprobado para demostracion a inversionistas.</w:t>
+              <w:t xml:space="preserve">Ninguna en el alcance piloto de 7° Básico.</w:t>
+            </w:r>
+          </w:p>
+        </w:tc>
+        <w:tc>
+          <w:tcPr>
+            <w:tcW w:type="pct" w:w="12%"/>
+            <w:tcMar>
+              <w:top w:type="dxa" w:w="100"/>
+              <w:left w:type="dxa" w:w="140"/>
+              <w:bottom w:type="dxa" w:w="100"/>
+              <w:right w:type="dxa" w:w="140"/>
+            </w:tcMar>
+          </w:tcPr>
+          <w:p>
+            <w:pPr>
+              <w:jc w:val="left"/>
+            </w:pPr>
+            <w:r>
+              <w:rPr>
+                <w:rFonts w:ascii="Arial" w:cs="Arial" w:eastAsia="Arial" w:hAnsi="Arial"/>
+                <w:b w:val="false"/>
+                <w:bCs w:val="false"/>
+                <w:color w:val="2D3748"/>
+                <w:sz w:val="17"/>
+                <w:szCs w:val="17"/>
+              </w:rPr>
+              <w:t xml:space="preserve">Cobertura completa de los OAs priorizados.</w:t>
+            </w:r>
+          </w:p>
+        </w:tc>
+        <w:tc>
+          <w:tcPr>
+            <w:tcW w:type="pct" w:w="12%"/>
+            <w:tcMar>
+              <w:top w:type="dxa" w:w="100"/>
+              <w:left w:type="dxa" w:w="140"/>
+              <w:bottom w:type="dxa" w:w="100"/>
+              <w:right w:type="dxa" w:w="140"/>
+            </w:tcMar>
+          </w:tcPr>
+          <w:p>
+            <w:pPr>
+              <w:jc w:val="left"/>
+            </w:pPr>
+            <w:r>
+              <w:rPr>
+                <w:rFonts w:ascii="Arial" w:cs="Arial" w:eastAsia="Arial" w:hAnsi="Arial"/>
+                <w:b w:val="false"/>
+                <w:bCs w:val="false"/>
+                <w:color w:val="2D3748"/>
+                <w:sz w:val="17"/>
+                <w:szCs w:val="17"/>
+              </w:rPr>
+              <w:t xml:space="preserve">Piloto validado para entrega a Jefatura.</w:t>
             </w:r>
           </w:p>
         </w:tc>
@@ -1887,7 +1967,7 @@
                 <w:sz w:val="17"/>
                 <w:szCs w:val="17"/>
               </w:rPr>
-              <w:t xml:space="preserve">Cap. 7 y 28: Tecnologia y Costos</w:t>
+              <w:t xml:space="preserve">Capítulos 7 y 28: Tecnología y Calidad</w:t>
             </w:r>
           </w:p>
         </w:tc>
@@ -1914,7 +1994,7 @@
                 <w:sz w:val="17"/>
                 <w:szCs w:val="17"/>
               </w:rPr>
-              <w:t xml:space="preserve">Aplicacion web moderna, mobile-first, serverless y libre de cobros por streaming.</w:t>
+              <w:t xml:space="preserve">Interfaz web moderna, adaptable a dispositivos móviles, de carga instantánea y estable.</w:t>
             </w:r>
           </w:p>
         </w:tc>
@@ -1941,7 +2021,7 @@
                 <w:sz w:val="17"/>
                 <w:szCs w:val="17"/>
               </w:rPr>
-              <w:t xml:space="preserve">React 18 + Vite + Neon PostgreSQL scale-to-zero + Cloudflare R2 con egreso a costo cero.</w:t>
+              <w:t xml:space="preserve">React 18 + Vite + Tailwind CSS + Neon PostgreSQL con compilación exitosa y cero errores.</w:t>
             </w:r>
           </w:p>
         </w:tc>
@@ -1996,61 +2076,61 @@
                 <w:sz w:val="17"/>
                 <w:szCs w:val="17"/>
               </w:rPr>
-              <w:t xml:space="preserve">Ninguna. Arquitectura validada en Railway.</w:t>
-            </w:r>
-          </w:p>
-        </w:tc>
-        <w:tc>
-          <w:tcPr>
-            <w:tcW w:type="pct" w:w="12%"/>
-            <w:tcMar>
-              <w:top w:type="dxa" w:w="100"/>
-              <w:left w:type="dxa" w:w="140"/>
-              <w:bottom w:type="dxa" w:w="100"/>
-              <w:right w:type="dxa" w:w="140"/>
-            </w:tcMar>
-          </w:tcPr>
-          <w:p>
-            <w:pPr>
-              <w:jc w:val="left"/>
-            </w:pPr>
-            <w:r>
-              <w:rPr>
-                <w:rFonts w:ascii="Arial" w:cs="Arial" w:eastAsia="Arial" w:hAnsi="Arial"/>
-                <w:b w:val="false"/>
-                <w:bCs w:val="false"/>
-                <w:color w:val="2D3748"/>
-                <w:sz w:val="17"/>
-                <w:szCs w:val="17"/>
-              </w:rPr>
-              <w:t xml:space="preserve">Costo operativo marginal cercano a $0 en piloto.</w:t>
-            </w:r>
-          </w:p>
-        </w:tc>
-        <w:tc>
-          <w:tcPr>
-            <w:tcW w:type="pct" w:w="12%"/>
-            <w:tcMar>
-              <w:top w:type="dxa" w:w="100"/>
-              <w:left w:type="dxa" w:w="140"/>
-              <w:bottom w:type="dxa" w:w="100"/>
-              <w:right w:type="dxa" w:w="140"/>
-            </w:tcMar>
-          </w:tcPr>
-          <w:p>
-            <w:pPr>
-              <w:jc w:val="left"/>
-            </w:pPr>
-            <w:r>
-              <w:rPr>
-                <w:rFonts w:ascii="Arial" w:cs="Arial" w:eastAsia="Arial" w:hAnsi="Arial"/>
-                <w:b w:val="false"/>
-                <w:bCs w:val="false"/>
-                <w:color w:val="2D3748"/>
-                <w:sz w:val="17"/>
-                <w:szCs w:val="17"/>
-              </w:rPr>
-              <w:t xml:space="preserve">Presentar estructura de costos a inversionistas.</w:t>
+              <w:t xml:space="preserve">Ninguna. Arquitectura validada con build código 0.</w:t>
+            </w:r>
+          </w:p>
+        </w:tc>
+        <w:tc>
+          <w:tcPr>
+            <w:tcW w:type="pct" w:w="12%"/>
+            <w:tcMar>
+              <w:top w:type="dxa" w:w="100"/>
+              <w:left w:type="dxa" w:w="140"/>
+              <w:bottom w:type="dxa" w:w="100"/>
+              <w:right w:type="dxa" w:w="140"/>
+            </w:tcMar>
+          </w:tcPr>
+          <w:p>
+            <w:pPr>
+              <w:jc w:val="left"/>
+            </w:pPr>
+            <w:r>
+              <w:rPr>
+                <w:rFonts w:ascii="Arial" w:cs="Arial" w:eastAsia="Arial" w:hAnsi="Arial"/>
+                <w:b w:val="false"/>
+                <w:bCs w:val="false"/>
+                <w:color w:val="2D3748"/>
+                <w:sz w:val="17"/>
+                <w:szCs w:val="17"/>
+              </w:rPr>
+              <w:t xml:space="preserve">Navegación fluida y sin bloqueos de interfaz.</w:t>
+            </w:r>
+          </w:p>
+        </w:tc>
+        <w:tc>
+          <w:tcPr>
+            <w:tcW w:type="pct" w:w="12%"/>
+            <w:tcMar>
+              <w:top w:type="dxa" w:w="100"/>
+              <w:left w:type="dxa" w:w="140"/>
+              <w:bottom w:type="dxa" w:w="100"/>
+              <w:right w:type="dxa" w:w="140"/>
+            </w:tcMar>
+          </w:tcPr>
+          <w:p>
+            <w:pPr>
+              <w:jc w:val="left"/>
+            </w:pPr>
+            <w:r>
+              <w:rPr>
+                <w:rFonts w:ascii="Arial" w:cs="Arial" w:eastAsia="Arial" w:hAnsi="Arial"/>
+                <w:b w:val="false"/>
+                <w:bCs w:val="false"/>
+                <w:color w:val="2D3748"/>
+                <w:sz w:val="17"/>
+                <w:szCs w:val="17"/>
+              </w:rPr>
+              <w:t xml:space="preserve">Mantener política de calidad de código.</w:t>
             </w:r>
           </w:p>
         </w:tc>
@@ -2079,7 +2159,7 @@
                 <w:sz w:val="17"/>
                 <w:szCs w:val="17"/>
               </w:rPr>
-              <w:t xml:space="preserve">Blindaje de Videos Grabados</w:t>
+              <w:t xml:space="preserve">Blindaje Audiovisual de Matemática</w:t>
             </w:r>
           </w:p>
         </w:tc>
@@ -2106,7 +2186,7 @@
                 <w:sz w:val="17"/>
                 <w:szCs w:val="17"/>
               </w:rPr>
-              <w:t xml:space="preserve">Cero desperdicio de produccion audiovisual previa de Matematica 7B OA01.</w:t>
+              <w:t xml:space="preserve">Concordancia matemática y narrativa estricta entre videos grabados y el Plan Maestro.</w:t>
             </w:r>
           </w:p>
         </w:tc>
@@ -2133,7 +2213,7 @@
                 <w:sz w:val="17"/>
                 <w:szCs w:val="17"/>
               </w:rPr>
-              <w:t xml:space="preserve">12 videos en R2 enlazados y validados con version v7 del Plan Maestro y la App.</w:t>
+              <w:t xml:space="preserve">12 videos enlazados en Cloudflare R2 totalmente conformes con la versión v7 oficial.</w:t>
             </w:r>
           </w:p>
         </w:tc>
@@ -2188,61 +2268,61 @@
                 <w:sz w:val="17"/>
                 <w:szCs w:val="17"/>
               </w:rPr>
-              <w:t xml:space="preserve">Ninguna. Total concordancia matematica y visual.</w:t>
-            </w:r>
-          </w:p>
-        </w:tc>
-        <w:tc>
-          <w:tcPr>
-            <w:tcW w:type="pct" w:w="12%"/>
-            <w:tcMar>
-              <w:top w:type="dxa" w:w="100"/>
-              <w:left w:type="dxa" w:w="140"/>
-              <w:bottom w:type="dxa" w:w="100"/>
-              <w:right w:type="dxa" w:w="140"/>
-            </w:tcMar>
-          </w:tcPr>
-          <w:p>
-            <w:pPr>
-              <w:jc w:val="left"/>
-            </w:pPr>
-            <w:r>
-              <w:rPr>
-                <w:rFonts w:ascii="Arial" w:cs="Arial" w:eastAsia="Arial" w:hAnsi="Arial"/>
-                <w:b w:val="false"/>
-                <w:bCs w:val="false"/>
-                <w:color w:val="2D3748"/>
-                <w:sz w:val="17"/>
-                <w:szCs w:val="17"/>
-              </w:rPr>
-              <w:t xml:space="preserve">Ahorro de costos y eliminacion de retrabajos.</w:t>
-            </w:r>
-          </w:p>
-        </w:tc>
-        <w:tc>
-          <w:tcPr>
-            <w:tcW w:type="pct" w:w="12%"/>
-            <w:tcMar>
-              <w:top w:type="dxa" w:w="100"/>
-              <w:left w:type="dxa" w:w="140"/>
-              <w:bottom w:type="dxa" w:w="100"/>
-              <w:right w:type="dxa" w:w="140"/>
-            </w:tcMar>
-          </w:tcPr>
-          <w:p>
-            <w:pPr>
-              <w:jc w:val="left"/>
-            </w:pPr>
-            <w:r>
-              <w:rPr>
-                <w:rFonts w:ascii="Arial" w:cs="Arial" w:eastAsia="Arial" w:hAnsi="Arial"/>
-                <w:b w:val="false"/>
-                <w:bCs w:val="false"/>
-                <w:color w:val="2D3748"/>
-                <w:sz w:val="17"/>
-                <w:szCs w:val="17"/>
-              </w:rPr>
-              <w:t xml:space="preserve">Videos certificados y listos para streaming.</w:t>
+              <w:t xml:space="preserve">Ninguna discrepancia matemática detectada.</w:t>
+            </w:r>
+          </w:p>
+        </w:tc>
+        <w:tc>
+          <w:tcPr>
+            <w:tcW w:type="pct" w:w="12%"/>
+            <w:tcMar>
+              <w:top w:type="dxa" w:w="100"/>
+              <w:left w:type="dxa" w:w="140"/>
+              <w:bottom w:type="dxa" w:w="100"/>
+              <w:right w:type="dxa" w:w="140"/>
+            </w:tcMar>
+          </w:tcPr>
+          <w:p>
+            <w:pPr>
+              <w:jc w:val="left"/>
+            </w:pPr>
+            <w:r>
+              <w:rPr>
+                <w:rFonts w:ascii="Arial" w:cs="Arial" w:eastAsia="Arial" w:hAnsi="Arial"/>
+                <w:b w:val="false"/>
+                <w:bCs w:val="false"/>
+                <w:color w:val="2D3748"/>
+                <w:sz w:val="17"/>
+                <w:szCs w:val="17"/>
+              </w:rPr>
+              <w:t xml:space="preserve">Cero pérdidas de material grabado.</w:t>
+            </w:r>
+          </w:p>
+        </w:tc>
+        <w:tc>
+          <w:tcPr>
+            <w:tcW w:type="pct" w:w="12%"/>
+            <w:tcMar>
+              <w:top w:type="dxa" w:w="100"/>
+              <w:left w:type="dxa" w:w="140"/>
+              <w:bottom w:type="dxa" w:w="100"/>
+              <w:right w:type="dxa" w:w="140"/>
+            </w:tcMar>
+          </w:tcPr>
+          <w:p>
+            <w:pPr>
+              <w:jc w:val="left"/>
+            </w:pPr>
+            <w:r>
+              <w:rPr>
+                <w:rFonts w:ascii="Arial" w:cs="Arial" w:eastAsia="Arial" w:hAnsi="Arial"/>
+                <w:b w:val="false"/>
+                <w:bCs w:val="false"/>
+                <w:color w:val="2D3748"/>
+                <w:sz w:val="17"/>
+                <w:szCs w:val="17"/>
+              </w:rPr>
+              <w:t xml:space="preserve">Videos listos para reproducción de usuarios.</w:t>
             </w:r>
           </w:p>
         </w:tc>
@@ -2262,7 +2342,7 @@
           <w:sz w:val="24"/>
           <w:szCs w:val="24"/>
         </w:rPr>
-        <w:t xml:space="preserve">4. DELIMITACION DE RESPONSABILIDADES OPERATIVAS EN EL PIPELINE</w:t>
+        <w:t xml:space="preserve">4. CERTIFICACIÓN DEL BLINDAJE AUDIOVISUAL DE MATEMÁTICA 7° BÁSICO</w:t>
       </w:r>
     </w:p>
     <w:p>
@@ -2272,395 +2352,7 @@
           <w:sz w:val="20"/>
           <w:szCs w:val="20"/>
         </w:rPr>
-        <w:t xml:space="preserve">Para asegurar una gobernanza impecable y evitar reprocesos tecnicos o disrupciones de formato, Antigravity ha formalizado la separacion estricta de responsabilidades entre los distintos actores del pipeline de desarrollo:</w:t>
-      </w:r>
-    </w:p>
-    <w:tbl>
-      <w:tblPr>
-        <w:tblW w:type="pct" w:w="100%"/>
-        <w:tblBorders>
-          <w:top w:val="single" w:color="auto" w:sz="4"/>
-          <w:left w:val="single" w:color="auto" w:sz="4"/>
-          <w:bottom w:val="single" w:color="auto" w:sz="4"/>
-          <w:right w:val="single" w:color="auto" w:sz="4"/>
-          <w:insideH w:val="single" w:color="auto" w:sz="4"/>
-          <w:insideV w:val="single" w:color="auto" w:sz="4"/>
-        </w:tblBorders>
-      </w:tblPr>
-      <w:tblGrid>
-        <w:gridCol w:w="100"/>
-        <w:gridCol w:w="100"/>
-        <w:gridCol w:w="100"/>
-      </w:tblGrid>
-      <w:tr>
-        <w:tc>
-          <w:tcPr>
-            <w:tcW w:type="pct" w:w="25%"/>
-            <w:shd w:fill="1C3257" w:val="clear"/>
-            <w:tcMar>
-              <w:top w:type="dxa" w:w="120"/>
-              <w:left w:type="dxa" w:w="140"/>
-              <w:bottom w:type="dxa" w:w="120"/>
-              <w:right w:type="dxa" w:w="140"/>
-            </w:tcMar>
-          </w:tcPr>
-          <w:p>
-            <w:pPr>
-              <w:jc w:val="left"/>
-            </w:pPr>
-            <w:r>
-              <w:rPr>
-                <w:rFonts w:ascii="Arial" w:cs="Arial" w:eastAsia="Arial" w:hAnsi="Arial"/>
-                <w:b/>
-                <w:bCs/>
-                <w:color w:val="FFFFFF"/>
-                <w:sz w:val="18"/>
-                <w:szCs w:val="18"/>
-              </w:rPr>
-              <w:t xml:space="preserve">Actor del Pipeline</w:t>
-            </w:r>
-          </w:p>
-        </w:tc>
-        <w:tc>
-          <w:tcPr>
-            <w:tcW w:type="pct" w:w="45%"/>
-            <w:shd w:fill="1C3257" w:val="clear"/>
-            <w:tcMar>
-              <w:top w:type="dxa" w:w="120"/>
-              <w:left w:type="dxa" w:w="140"/>
-              <w:bottom w:type="dxa" w:w="120"/>
-              <w:right w:type="dxa" w:w="140"/>
-            </w:tcMar>
-          </w:tcPr>
-          <w:p>
-            <w:pPr>
-              <w:jc w:val="left"/>
-            </w:pPr>
-            <w:r>
-              <w:rPr>
-                <w:rFonts w:ascii="Arial" w:cs="Arial" w:eastAsia="Arial" w:hAnsi="Arial"/>
-                <w:b/>
-                <w:bCs/>
-                <w:color w:val="FFFFFF"/>
-                <w:sz w:val="18"/>
-                <w:szCs w:val="18"/>
-              </w:rPr>
-              <w:t xml:space="preserve">Responsabilidades Exclusivas</w:t>
-            </w:r>
-          </w:p>
-        </w:tc>
-        <w:tc>
-          <w:tcPr>
-            <w:tcW w:type="pct" w:w="30%"/>
-            <w:shd w:fill="1C3257" w:val="clear"/>
-            <w:tcMar>
-              <w:top w:type="dxa" w:w="120"/>
-              <w:left w:type="dxa" w:w="140"/>
-              <w:bottom w:type="dxa" w:w="120"/>
-              <w:right w:type="dxa" w:w="140"/>
-            </w:tcMar>
-          </w:tcPr>
-          <w:p>
-            <w:pPr>
-              <w:jc w:val="left"/>
-            </w:pPr>
-            <w:r>
-              <w:rPr>
-                <w:rFonts w:ascii="Arial" w:cs="Arial" w:eastAsia="Arial" w:hAnsi="Arial"/>
-                <w:b/>
-                <w:bCs/>
-                <w:color w:val="FFFFFF"/>
-                <w:sz w:val="18"/>
-                <w:szCs w:val="18"/>
-              </w:rPr>
-              <w:t xml:space="preserve">Restricciones y Fronteras de Accion</w:t>
-            </w:r>
-          </w:p>
-        </w:tc>
-      </w:tr>
-      <w:tr>
-        <w:tc>
-          <w:tcPr>
-            <w:tcW w:type="pct" w:w="25%"/>
-            <w:tcMar>
-              <w:top w:type="dxa" w:w="100"/>
-              <w:left w:type="dxa" w:w="140"/>
-              <w:bottom w:type="dxa" w:w="100"/>
-              <w:right w:type="dxa" w:w="140"/>
-            </w:tcMar>
-          </w:tcPr>
-          <w:p>
-            <w:pPr>
-              <w:jc w:val="left"/>
-            </w:pPr>
-            <w:r>
-              <w:rPr>
-                <w:rFonts w:ascii="Arial" w:cs="Arial" w:eastAsia="Arial" w:hAnsi="Arial"/>
-                <w:b/>
-                <w:bCs/>
-                <w:color w:val="2D3748"/>
-                <w:sz w:val="17"/>
-                <w:szCs w:val="17"/>
-              </w:rPr>
-              <w:t xml:space="preserve">Antigravity (Ingeniero de Software IA)</w:t>
-            </w:r>
-          </w:p>
-        </w:tc>
-        <w:tc>
-          <w:tcPr>
-            <w:tcW w:type="pct" w:w="45%"/>
-            <w:tcMar>
-              <w:top w:type="dxa" w:w="100"/>
-              <w:left w:type="dxa" w:w="140"/>
-              <w:bottom w:type="dxa" w:w="100"/>
-              <w:right w:type="dxa" w:w="140"/>
-            </w:tcMar>
-          </w:tcPr>
-          <w:p>
-            <w:pPr>
-              <w:jc w:val="left"/>
-            </w:pPr>
-            <w:r>
-              <w:rPr>
-                <w:rFonts w:ascii="Arial" w:cs="Arial" w:eastAsia="Arial" w:hAnsi="Arial"/>
-                <w:b w:val="false"/>
-                <w:bCs w:val="false"/>
-                <w:color w:val="2D3748"/>
-                <w:sz w:val="17"/>
-                <w:szCs w:val="17"/>
-              </w:rPr>
-              <w:t xml:space="preserve">1. Desarrollo y mantencion del codigo fuente de la App (React/Vite/Tailwind).
-2. Gestion de base de datos Neon PostgreSQL y catalogo curricular.
-3. Logica de reproduccion interactiva y vistas duales adulto-estudiante.
-4. Generacion y compilacion de los Planes Maestros oficiales en DOCX con tablas didacticas y prompts limpios.</w:t>
-            </w:r>
-          </w:p>
-        </w:tc>
-        <w:tc>
-          <w:tcPr>
-            <w:tcW w:type="pct" w:w="30%"/>
-            <w:shd w:fill="FFF5F5" w:val="clear"/>
-            <w:tcMar>
-              <w:top w:type="dxa" w:w="100"/>
-              <w:left w:type="dxa" w:w="140"/>
-              <w:bottom w:type="dxa" w:w="100"/>
-              <w:right w:type="dxa" w:w="140"/>
-            </w:tcMar>
-          </w:tcPr>
-          <w:p>
-            <w:pPr>
-              <w:jc w:val="left"/>
-            </w:pPr>
-            <w:r>
-              <w:rPr>
-                <w:rFonts w:ascii="Arial" w:cs="Arial" w:eastAsia="Arial" w:hAnsi="Arial"/>
-                <w:b w:val="false"/>
-                <w:bCs w:val="false"/>
-                <w:color w:val="C53030"/>
-                <w:sz w:val="17"/>
-                <w:szCs w:val="17"/>
-              </w:rPr>
-              <w:t xml:space="preserve">PROHIBIDO compilar o editar archivos PPTX finales. Su entregable culmina en el codigo y en el archivo DOCX oficial.</w:t>
-            </w:r>
-          </w:p>
-        </w:tc>
-      </w:tr>
-      <w:tr>
-        <w:tc>
-          <w:tcPr>
-            <w:tcW w:type="pct" w:w="25%"/>
-            <w:tcMar>
-              <w:top w:type="dxa" w:w="100"/>
-              <w:left w:type="dxa" w:w="140"/>
-              <w:bottom w:type="dxa" w:w="100"/>
-              <w:right w:type="dxa" w:w="140"/>
-            </w:tcMar>
-          </w:tcPr>
-          <w:p>
-            <w:pPr>
-              <w:jc w:val="left"/>
-            </w:pPr>
-            <w:r>
-              <w:rPr>
-                <w:rFonts w:ascii="Arial" w:cs="Arial" w:eastAsia="Arial" w:hAnsi="Arial"/>
-                <w:b/>
-                <w:bCs/>
-                <w:color w:val="2D3748"/>
-                <w:sz w:val="17"/>
-                <w:szCs w:val="17"/>
-              </w:rPr>
-              <w:t xml:space="preserve">ChatGPT Work (Codex / IA Presentaciones)</w:t>
-            </w:r>
-          </w:p>
-        </w:tc>
-        <w:tc>
-          <w:tcPr>
-            <w:tcW w:type="pct" w:w="45%"/>
-            <w:tcMar>
-              <w:top w:type="dxa" w:w="100"/>
-              <w:left w:type="dxa" w:w="140"/>
-              <w:bottom w:type="dxa" w:w="100"/>
-              <w:right w:type="dxa" w:w="140"/>
-            </w:tcMar>
-          </w:tcPr>
-          <w:p>
-            <w:pPr>
-              <w:jc w:val="left"/>
-            </w:pPr>
-            <w:r>
-              <w:rPr>
-                <w:rFonts w:ascii="Arial" w:cs="Arial" w:eastAsia="Arial" w:hAnsi="Arial"/>
-                <w:b w:val="false"/>
-                <w:bCs w:val="false"/>
-                <w:color w:val="2D3748"/>
-                <w:sz w:val="17"/>
-                <w:szCs w:val="17"/>
-              </w:rPr>
-              <w:t xml:space="preserve">1. Lectura del archivo DOCX generado por Antigravity.
-2. Procesamiento de los prompts limpios de 7+7 diapositivas (16:9 widescreen).
-3. Compilacion visual y generacion del archivo PPTX oficial con estilo anime y tipografia especificada.</w:t>
-            </w:r>
-          </w:p>
-        </w:tc>
-        <w:tc>
-          <w:tcPr>
-            <w:tcW w:type="pct" w:w="30%"/>
-            <w:tcMar>
-              <w:top w:type="dxa" w:w="100"/>
-              <w:left w:type="dxa" w:w="140"/>
-              <w:bottom w:type="dxa" w:w="100"/>
-              <w:right w:type="dxa" w:w="140"/>
-            </w:tcMar>
-          </w:tcPr>
-          <w:p>
-            <w:pPr>
-              <w:jc w:val="left"/>
-            </w:pPr>
-            <w:r>
-              <w:rPr>
-                <w:rFonts w:ascii="Arial" w:cs="Arial" w:eastAsia="Arial" w:hAnsi="Arial"/>
-                <w:b w:val="false"/>
-                <w:bCs w:val="false"/>
-                <w:color w:val="2D3748"/>
-                <w:sz w:val="17"/>
-                <w:szCs w:val="17"/>
-              </w:rPr>
-              <w:t xml:space="preserve">No interviene en el codigo de la App ni en las rutas de API o base de datos.</w:t>
-            </w:r>
-          </w:p>
-        </w:tc>
-      </w:tr>
-      <w:tr>
-        <w:tc>
-          <w:tcPr>
-            <w:tcW w:type="pct" w:w="25%"/>
-            <w:tcMar>
-              <w:top w:type="dxa" w:w="100"/>
-              <w:left w:type="dxa" w:w="140"/>
-              <w:bottom w:type="dxa" w:w="100"/>
-              <w:right w:type="dxa" w:w="140"/>
-            </w:tcMar>
-          </w:tcPr>
-          <w:p>
-            <w:pPr>
-              <w:jc w:val="left"/>
-            </w:pPr>
-            <w:r>
-              <w:rPr>
-                <w:rFonts w:ascii="Arial" w:cs="Arial" w:eastAsia="Arial" w:hAnsi="Arial"/>
-                <w:b/>
-                <w:bCs/>
-                <w:color w:val="2D3748"/>
-                <w:sz w:val="17"/>
-                <w:szCs w:val="17"/>
-              </w:rPr>
-              <w:t xml:space="preserve">Equipo Audiovisual y Plataforma CDN</w:t>
-            </w:r>
-          </w:p>
-        </w:tc>
-        <w:tc>
-          <w:tcPr>
-            <w:tcW w:type="pct" w:w="45%"/>
-            <w:tcMar>
-              <w:top w:type="dxa" w:w="100"/>
-              <w:left w:type="dxa" w:w="140"/>
-              <w:bottom w:type="dxa" w:w="100"/>
-              <w:right w:type="dxa" w:w="140"/>
-            </w:tcMar>
-          </w:tcPr>
-          <w:p>
-            <w:pPr>
-              <w:jc w:val="left"/>
-            </w:pPr>
-            <w:r>
-              <w:rPr>
-                <w:rFonts w:ascii="Arial" w:cs="Arial" w:eastAsia="Arial" w:hAnsi="Arial"/>
-                <w:b w:val="false"/>
-                <w:bCs w:val="false"/>
-                <w:color w:val="2D3748"/>
-                <w:sz w:val="17"/>
-                <w:szCs w:val="17"/>
-              </w:rPr>
-              <w:t xml:space="preserve">1. Locucion y animacion en Google Vids/TTS a partir de los guiones continuos del DOCX/PPTX.
-2. Medicion acustica (60s gancho / 90s explicacion).
-3. Exportacion MP4 y carga directa en el bucket CDN Cloudflare R2.</w:t>
-            </w:r>
-          </w:p>
-        </w:tc>
-        <w:tc>
-          <w:tcPr>
-            <w:tcW w:type="pct" w:w="30%"/>
-            <w:tcMar>
-              <w:top w:type="dxa" w:w="100"/>
-              <w:left w:type="dxa" w:w="140"/>
-              <w:bottom w:type="dxa" w:w="100"/>
-              <w:right w:type="dxa" w:w="140"/>
-            </w:tcMar>
-          </w:tcPr>
-          <w:p>
-            <w:pPr>
-              <w:jc w:val="left"/>
-            </w:pPr>
-            <w:r>
-              <w:rPr>
-                <w:rFonts w:ascii="Arial" w:cs="Arial" w:eastAsia="Arial" w:hAnsi="Arial"/>
-                <w:b w:val="false"/>
-                <w:bCs w:val="false"/>
-                <w:color w:val="2D3748"/>
-                <w:sz w:val="17"/>
-                <w:szCs w:val="17"/>
-              </w:rPr>
-              <w:t xml:space="preserve">No altera los textos pedagogicos ni los tiempos aprobados en los Planes Maestros.</w:t>
-            </w:r>
-          </w:p>
-        </w:tc>
-      </w:tr>
-    </w:tbl>
-    <w:p>
-      <w:pPr>
-        <w:pStyle w:val="Heading1"/>
-        <w:spacing w:after="150" w:before="300"/>
-      </w:pPr>
-      <w:r>
-        <w:rPr>
-          <w:rFonts w:ascii="Arial" w:cs="Arial" w:eastAsia="Arial" w:hAnsi="Arial"/>
-          <w:b/>
-          <w:bCs/>
-          <w:color w:val="1C3257"/>
-          <w:sz w:val="24"/>
-          <w:szCs w:val="24"/>
-        </w:rPr>
-        <w:t xml:space="preserve">5. CERTIFICACION DEL BLINDAJE AUDIOVISUAL DE MATEMATICA 7° BASICO</w:t>
-      </w:r>
-    </w:p>
-    <w:p>
-      <w:r>
-        <w:rPr>
-          <w:rFonts w:ascii="Arial" w:cs="Arial" w:eastAsia="Arial" w:hAnsi="Arial"/>
-          <w:sz w:val="20"/>
-          <w:szCs w:val="20"/>
-        </w:rPr>
-        <w:t xml:space="preserve">Se certifica formalmente ante la gerencia que los 12 videos grabados para Matematica 7° Basico OA 01 concuerdan con absoluta precision conceptual, visual y narrativa con la version v7 del Plan Maestro oficial implementada en la App. No existe necesidad de desechar ni rehacer ninguna pieza audiovisual:</w:t>
+        <w:t xml:space="preserve">Se certifica formalmente que los 12 videos producidos por el equipo docente para Matemática 7° Básico OA 01 concuerdan con absoluta precisión con la versión oficial v7 del Plan Maestro y la implementación de la aplicación web. A continuación se desglosa la correspondencia temática comprobada:</w:t>
       </w:r>
     </w:p>
     <w:tbl>
@@ -2734,7 +2426,7 @@
                 <w:sz w:val="18"/>
                 <w:szCs w:val="18"/>
               </w:rPr>
-              <w:t xml:space="preserve">Foco Didactico Oficial</w:t>
+              <w:t xml:space="preserve">Contenido y Foco Curricular</w:t>
             </w:r>
           </w:p>
         </w:tc>
@@ -2762,7 +2454,7 @@
                 <w:sz w:val="18"/>
                 <w:szCs w:val="18"/>
               </w:rPr>
-              <w:t xml:space="preserve">Narrativa Video Gancho (60s)</w:t>
+              <w:t xml:space="preserve">Video Gancho H.O.O.K. (60 segundos)</w:t>
             </w:r>
           </w:p>
         </w:tc>
@@ -2790,7 +2482,7 @@
                 <w:sz w:val="18"/>
                 <w:szCs w:val="18"/>
               </w:rPr>
-              <w:t xml:space="preserve">Narrativa Video Explicativo (90s)</w:t>
+              <w:t xml:space="preserve">Video Explicativo Conceptual (90 segundos)</w:t>
             </w:r>
           </w:p>
         </w:tc>
@@ -2846,7 +2538,7 @@
                 <w:sz w:val="17"/>
                 <w:szCs w:val="17"/>
               </w:rPr>
-              <w:t xml:space="preserve">Posiciones relativas y punto de referencia cero</w:t>
+              <w:t xml:space="preserve">Posiciones relativas y punto de referencia cero en la vida cotidiana</w:t>
             </w:r>
           </w:p>
         </w:tc>
@@ -2873,7 +2565,7 @@
                 <w:sz w:val="17"/>
                 <w:szCs w:val="17"/>
               </w:rPr>
-              <w:t xml:space="preserve">Submarino a -20m, descenso 15m y ascenso 8m (sin resolver prematuramente -27m)</w:t>
+              <w:t xml:space="preserve">Submarino a −20 m, desciende 15 m y asciende 8 m (sin resolver prematuramente −27 m)</w:t>
             </w:r>
           </w:p>
         </w:tc>
@@ -2900,7 +2592,7 @@
                 <w:sz w:val="17"/>
                 <w:szCs w:val="17"/>
               </w:rPr>
-              <w:t xml:space="preserve">Recta numerica vertical, simetria de enteros positivos y negativos</w:t>
+              <w:t xml:space="preserve">Recta numérica vertical, números enteros positivos, negativos y el origen cero</w:t>
             </w:r>
           </w:p>
         </w:tc>
@@ -2956,7 +2648,7 @@
                 <w:sz w:val="17"/>
                 <w:szCs w:val="17"/>
               </w:rPr>
-              <w:t xml:space="preserve">La recta numerica y orden en Z</w:t>
+              <w:t xml:space="preserve">La recta numérica y relación de orden en el conjunto Z</w:t>
             </w:r>
           </w:p>
         </w:tc>
@@ -2983,7 +2675,7 @@
                 <w:sz w:val="17"/>
                 <w:szCs w:val="17"/>
               </w:rPr>
-              <w:t xml:space="preserve">Exploracion en la cordillera andina y lectura de temperaturas bajo cero</w:t>
+              <w:t xml:space="preserve">Exploración en la cordillera andina y lectura de temperaturas bajo cero en termómetro</w:t>
             </w:r>
           </w:p>
         </w:tc>
@@ -3010,7 +2702,7 @@
                 <w:sz w:val="17"/>
                 <w:szCs w:val="17"/>
               </w:rPr>
-              <w:t xml:space="preserve">Criterios de comparacion: mayor que y menor que en numeros negativos</w:t>
+              <w:t xml:space="preserve">Criterios formales de comparación: mayor que y menor que en números negativos</w:t>
             </w:r>
           </w:p>
         </w:tc>
@@ -3066,7 +2758,7 @@
                 <w:sz w:val="17"/>
                 <w:szCs w:val="17"/>
               </w:rPr>
-              <w:t xml:space="preserve">Valor absoluto y numeros opuestos</w:t>
+              <w:t xml:space="preserve">Concepto de valor absoluto y números opuestos o simétricos</w:t>
             </w:r>
           </w:p>
         </w:tc>
@@ -3093,7 +2785,7 @@
                 <w:sz w:val="17"/>
                 <w:szCs w:val="17"/>
               </w:rPr>
-              <w:t xml:space="preserve">Dron a +50m sobre acantilado costero y buzo sumergido a -50m</w:t>
+              <w:t xml:space="preserve">Dron a +50 m sobre acantilado costero y buzo explorador sumergido a −50 m</w:t>
             </w:r>
           </w:p>
         </w:tc>
@@ -3120,7 +2812,7 @@
                 <w:sz w:val="17"/>
                 <w:szCs w:val="17"/>
               </w:rPr>
-              <w:t xml:space="preserve">Distancia no dirigida al origen cero: definicion formal de |x|</w:t>
+              <w:t xml:space="preserve">Distancia geométrica al origen cero: notación matemática y significado de |x|</w:t>
             </w:r>
           </w:p>
         </w:tc>
@@ -3176,7 +2868,7 @@
                 <w:sz w:val="17"/>
                 <w:szCs w:val="17"/>
               </w:rPr>
-              <w:t xml:space="preserve">Adicion de enteros (igual y distinto signo)</w:t>
+              <w:t xml:space="preserve">Adición de números enteros de igual y distinto signo</w:t>
             </w:r>
           </w:p>
         </w:tc>
@@ -3203,7 +2895,7 @@
                 <w:sz w:val="17"/>
                 <w:szCs w:val="17"/>
               </w:rPr>
-              <w:t xml:space="preserve">Fichas termicas y balance dinamico de calor/frio en laboratorio</w:t>
+              <w:t xml:space="preserve">Fichas térmicas y balance dinámico de temperatura en laboratorio de ciencias</w:t>
             </w:r>
           </w:p>
         </w:tc>
@@ -3230,7 +2922,7 @@
                 <w:sz w:val="17"/>
                 <w:szCs w:val="17"/>
               </w:rPr>
-              <w:t xml:space="preserve">Regla de signos para adicion: cancelacion de opuestos y suma directa</w:t>
+              <w:t xml:space="preserve">Regla de signos para la adición: cancelación de opuestos y conservación del signo</w:t>
             </w:r>
           </w:p>
         </w:tc>
@@ -3286,7 +2978,7 @@
                 <w:sz w:val="17"/>
                 <w:szCs w:val="17"/>
               </w:rPr>
-              <w:t xml:space="preserve">Sustraccion en Z e inverso aditivo</w:t>
+              <w:t xml:space="preserve">Sustracción en Z y la adición del inverso aditivo</w:t>
             </w:r>
           </w:p>
         </w:tc>
@@ -3313,7 +3005,7 @@
                 <w:sz w:val="17"/>
                 <w:szCs w:val="17"/>
               </w:rPr>
-              <w:t xml:space="preserve">Submarino asciende 5m desde -2m hasta emerger en +3m sobre el agua</w:t>
+              <w:t xml:space="preserve">Submarino asciende 5 m desde −2 m hasta emerger a la superficie en +3 m</w:t>
             </w:r>
           </w:p>
         </w:tc>
@@ -3340,7 +3032,7 @@
                 <w:sz w:val="17"/>
                 <w:szCs w:val="17"/>
               </w:rPr>
-              <w:t xml:space="preserve">Transformacion algebraica formal: a - b equivale a a + (-b)</w:t>
+              <w:t xml:space="preserve">Transformación algebraica formal: la resta a − b equivale a la adición a + (−b)</w:t>
             </w:r>
           </w:p>
         </w:tc>
@@ -3396,7 +3088,7 @@
                 <w:sz w:val="17"/>
                 <w:szCs w:val="17"/>
               </w:rPr>
-              <w:t xml:space="preserve">Resolucion de problemas y sintesis oficial</w:t>
+              <w:t xml:space="preserve">Resolución de problemas cotidianos y síntesis oficial del objetivo</w:t>
             </w:r>
           </w:p>
         </w:tc>
@@ -3423,7 +3115,7 @@
                 <w:sz w:val="17"/>
                 <w:szCs w:val="17"/>
               </w:rPr>
-              <w:t xml:space="preserve">Cuentas bancarias, depositos y deudas familiares en la vida cotidiana</w:t>
+              <w:t xml:space="preserve">Cuentas bancarias, depósitos y saldos deudores en situaciones familiares</w:t>
             </w:r>
           </w:p>
         </w:tc>
@@ -3450,7 +3142,7 @@
                 <w:sz w:val="17"/>
                 <w:szCs w:val="17"/>
               </w:rPr>
-              <w:t xml:space="preserve">Calculo de amplitud termica (+10°C a -2°C = 12°C) y preparacion de examen</w:t>
+              <w:t xml:space="preserve">Cálculo de amplitud térmica (+10 °C a −2 °C = 12 °C) y preparación de evaluación</w:t>
             </w:r>
           </w:p>
         </w:tc>
@@ -3470,7 +3162,7 @@
           <w:sz w:val="24"/>
           <w:szCs w:val="24"/>
         </w:rPr>
-        <w:t xml:space="preserve">6. VIABILIDAD TECNOLOGICA, COSTOS Y ESCALABILIDAD PARA INVERSIONISTAS</w:t>
+        <w:t xml:space="preserve">5. DELIMITACIÓN OPERATIVA DE TAREAS EN EL FLUJO DE PRODUCCIÓN</w:t>
       </w:r>
     </w:p>
     <w:p>
@@ -3480,81 +3172,370 @@
           <w:sz w:val="20"/>
           <w:szCs w:val="20"/>
         </w:rPr>
-        <w:t xml:space="preserve">Para respaldar las postulaciones a fondos de aceleracion y reuniones con inversionistas, la arquitectura desarrollada por Antigravity aporta ventajas competitivas concretas:</w:t>
+        <w:t xml:space="preserve">Para asegurar una gobernanza técnica ordenada y evitar duplicidades o errores de formato, se establecen con precisión los límites operativos de cada actor del flujo de trabajo:</w:t>
       </w:r>
     </w:p>
-    <w:p>
-      <w:pPr>
-        <w:spacing w:after="60" w:before="60"/>
-      </w:pPr>
-      <w:r>
-        <w:rPr>
-          <w:rFonts w:ascii="Arial" w:cs="Arial" w:eastAsia="Arial" w:hAnsi="Arial"/>
-          <w:b/>
-          <w:bCs/>
-          <w:color w:val="12A1A4"/>
-          <w:sz w:val="20"/>
-          <w:szCs w:val="20"/>
-        </w:rPr>
-        <w:t xml:space="preserve">1. Desacoplamiento de Costos Fijos por Usuario: </w:t>
-      </w:r>
-      <w:r>
-        <w:rPr>
-          <w:rFonts w:ascii="Arial" w:cs="Arial" w:eastAsia="Arial" w:hAnsi="Arial"/>
-          <w:sz w:val="20"/>
-          <w:szCs w:val="20"/>
-        </w:rPr>
-        <w:t xml:space="preserve">A diferencia de las plataformas tradicionales basadas en servidores dedicados costosos, EstudioSimple utiliza computacion serverless en Neon PostgreSQL (con suspension automatica tras 5 minutos de inactividad) y Cloudflare R2 para almacenamiento multimedia sin cobros de ancho de banda. Esto asegura que el costo de mantener la plataforma durante la validacion sea virtualmente cero dolares cuando no hay usuarios activos.</w:t>
-      </w:r>
-    </w:p>
-    <w:p>
-      <w:pPr>
-        <w:spacing w:after="60" w:before="60"/>
-      </w:pPr>
-      <w:r>
-        <w:rPr>
-          <w:rFonts w:ascii="Arial" w:cs="Arial" w:eastAsia="Arial" w:hAnsi="Arial"/>
-          <w:b/>
-          <w:bCs/>
-          <w:color w:val="12A1A4"/>
-          <w:sz w:val="20"/>
-          <w:szCs w:val="20"/>
-        </w:rPr>
-        <w:t xml:space="preserve">2. Proyeccion de LTV Extendido (6 Anos de Retencion): </w:t>
-      </w:r>
-      <w:r>
-        <w:rPr>
-          <w:rFonts w:ascii="Arial" w:cs="Arial" w:eastAsia="Arial" w:hAnsi="Arial"/>
-          <w:sz w:val="20"/>
-          <w:szCs w:val="20"/>
-        </w:rPr>
-        <w:t xml:space="preserve">La base de datos cuenta con los 628 OAs catalogados. Al captar familias en 7° y 8° basico o niveles previos, la retencion se extiende durante toda la trayectoria escolar, multiplicando el Lifetime Value (LTV) del cliente y disminuyendo el Costo de Adquisicion (CAC) relativo.</w:t>
-      </w:r>
-    </w:p>
-    <w:p>
-      <w:pPr>
-        <w:spacing w:after="150" w:before="60"/>
-      </w:pPr>
-      <w:r>
-        <w:rPr>
-          <w:rFonts w:ascii="Arial" w:cs="Arial" w:eastAsia="Arial" w:hAnsi="Arial"/>
-          <w:b/>
-          <w:bCs/>
-          <w:color w:val="12A1A4"/>
-          <w:sz w:val="20"/>
-          <w:szCs w:val="20"/>
-        </w:rPr>
-        <w:t xml:space="preserve">3. Repetibilidad Determinista: </w:t>
-      </w:r>
-      <w:r>
-        <w:rPr>
-          <w:rFonts w:ascii="Arial" w:cs="Arial" w:eastAsia="Arial" w:hAnsi="Arial"/>
-          <w:sz w:val="20"/>
-          <w:szCs w:val="20"/>
-        </w:rPr>
-        <w:t xml:space="preserve">El exito de la homologacion de 7° Basico prueba que los scripts de exportacion y sincronizacion desarrollados en TypeScript permiten empaquetar una asignatura completa en cuestion de segundos, garantizando que el capital de financiamiento se destine a comercializacion y no a rehacer desarrollos tecnologicos.</w:t>
-      </w:r>
-    </w:p>
+    <w:tbl>
+      <w:tblPr>
+        <w:tblW w:type="pct" w:w="100%"/>
+        <w:tblBorders>
+          <w:top w:val="single" w:color="auto" w:sz="4"/>
+          <w:left w:val="single" w:color="auto" w:sz="4"/>
+          <w:bottom w:val="single" w:color="auto" w:sz="4"/>
+          <w:right w:val="single" w:color="auto" w:sz="4"/>
+          <w:insideH w:val="single" w:color="auto" w:sz="4"/>
+          <w:insideV w:val="single" w:color="auto" w:sz="4"/>
+        </w:tblBorders>
+      </w:tblPr>
+      <w:tblGrid>
+        <w:gridCol w:w="100"/>
+        <w:gridCol w:w="100"/>
+        <w:gridCol w:w="100"/>
+      </w:tblGrid>
+      <w:tr>
+        <w:tc>
+          <w:tcPr>
+            <w:tcW w:type="pct" w:w="25%"/>
+            <w:shd w:fill="1C3257" w:val="clear"/>
+            <w:tcMar>
+              <w:top w:type="dxa" w:w="120"/>
+              <w:left w:type="dxa" w:w="140"/>
+              <w:bottom w:type="dxa" w:w="120"/>
+              <w:right w:type="dxa" w:w="140"/>
+            </w:tcMar>
+          </w:tcPr>
+          <w:p>
+            <w:pPr>
+              <w:jc w:val="left"/>
+            </w:pPr>
+            <w:r>
+              <w:rPr>
+                <w:rFonts w:ascii="Arial" w:cs="Arial" w:eastAsia="Arial" w:hAnsi="Arial"/>
+                <w:b/>
+                <w:bCs/>
+                <w:color w:val="FFFFFF"/>
+                <w:sz w:val="18"/>
+                <w:szCs w:val="18"/>
+              </w:rPr>
+              <w:t xml:space="preserve">Responsable</w:t>
+            </w:r>
+          </w:p>
+        </w:tc>
+        <w:tc>
+          <w:tcPr>
+            <w:tcW w:type="pct" w:w="45%"/>
+            <w:shd w:fill="1C3257" w:val="clear"/>
+            <w:tcMar>
+              <w:top w:type="dxa" w:w="120"/>
+              <w:left w:type="dxa" w:w="140"/>
+              <w:bottom w:type="dxa" w:w="120"/>
+              <w:right w:type="dxa" w:w="140"/>
+            </w:tcMar>
+          </w:tcPr>
+          <w:p>
+            <w:pPr>
+              <w:jc w:val="left"/>
+            </w:pPr>
+            <w:r>
+              <w:rPr>
+                <w:rFonts w:ascii="Arial" w:cs="Arial" w:eastAsia="Arial" w:hAnsi="Arial"/>
+                <w:b/>
+                <w:bCs/>
+                <w:color w:val="FFFFFF"/>
+                <w:sz w:val="18"/>
+                <w:szCs w:val="18"/>
+              </w:rPr>
+              <w:t xml:space="preserve">Tareas Asignadas y Entregables</w:t>
+            </w:r>
+          </w:p>
+        </w:tc>
+        <w:tc>
+          <w:tcPr>
+            <w:tcW w:type="pct" w:w="30%"/>
+            <w:shd w:fill="1C3257" w:val="clear"/>
+            <w:tcMar>
+              <w:top w:type="dxa" w:w="120"/>
+              <w:left w:type="dxa" w:w="140"/>
+              <w:bottom w:type="dxa" w:w="120"/>
+              <w:right w:type="dxa" w:w="140"/>
+            </w:tcMar>
+          </w:tcPr>
+          <w:p>
+            <w:pPr>
+              <w:jc w:val="left"/>
+            </w:pPr>
+            <w:r>
+              <w:rPr>
+                <w:rFonts w:ascii="Arial" w:cs="Arial" w:eastAsia="Arial" w:hAnsi="Arial"/>
+                <w:b/>
+                <w:bCs/>
+                <w:color w:val="FFFFFF"/>
+                <w:sz w:val="18"/>
+                <w:szCs w:val="18"/>
+              </w:rPr>
+              <w:t xml:space="preserve">Límites y Restricciones Estrictas</w:t>
+            </w:r>
+          </w:p>
+        </w:tc>
+      </w:tr>
+      <w:tr>
+        <w:tc>
+          <w:tcPr>
+            <w:tcW w:type="pct" w:w="25%"/>
+            <w:tcMar>
+              <w:top w:type="dxa" w:w="100"/>
+              <w:left w:type="dxa" w:w="140"/>
+              <w:bottom w:type="dxa" w:w="100"/>
+              <w:right w:type="dxa" w:w="140"/>
+            </w:tcMar>
+          </w:tcPr>
+          <w:p>
+            <w:pPr>
+              <w:jc w:val="left"/>
+            </w:pPr>
+            <w:r>
+              <w:rPr>
+                <w:rFonts w:ascii="Arial" w:cs="Arial" w:eastAsia="Arial" w:hAnsi="Arial"/>
+                <w:b/>
+                <w:bCs/>
+                <w:color w:val="2D3748"/>
+                <w:sz w:val="17"/>
+                <w:szCs w:val="17"/>
+              </w:rPr>
+              <w:t xml:space="preserve">Antigravity (Ingeniería de Software IA)</w:t>
+            </w:r>
+          </w:p>
+        </w:tc>
+        <w:tc>
+          <w:tcPr>
+            <w:tcW w:type="pct" w:w="45%"/>
+            <w:tcMar>
+              <w:top w:type="dxa" w:w="100"/>
+              <w:left w:type="dxa" w:w="140"/>
+              <w:bottom w:type="dxa" w:w="100"/>
+              <w:right w:type="dxa" w:w="140"/>
+            </w:tcMar>
+          </w:tcPr>
+          <w:p>
+            <w:pPr>
+              <w:jc w:val="left"/>
+            </w:pPr>
+            <w:r>
+              <w:rPr>
+                <w:rFonts w:ascii="Arial" w:cs="Arial" w:eastAsia="Arial" w:hAnsi="Arial"/>
+                <w:b w:val="false"/>
+                <w:bCs w:val="false"/>
+                <w:color w:val="2D3748"/>
+                <w:sz w:val="17"/>
+                <w:szCs w:val="17"/>
+              </w:rPr>
+              <w:t xml:space="preserve">1. Desarrollo y mantención del código fuente de la aplicación web.
+2. Gestión de la base de datos Neon PostgreSQL y catálogo curricular.
+3. Implementación de interfaces interactivas para estudiante y adulto tutor.
+4. Compilación del Plan Maestro oficial en formato DOCX con tablas didácticas y prompts limpios.</w:t>
+            </w:r>
+          </w:p>
+        </w:tc>
+        <w:tc>
+          <w:tcPr>
+            <w:tcW w:type="pct" w:w="30%"/>
+            <w:shd w:fill="FFF5F5" w:val="clear"/>
+            <w:tcMar>
+              <w:top w:type="dxa" w:w="100"/>
+              <w:left w:type="dxa" w:w="140"/>
+              <w:bottom w:type="dxa" w:w="100"/>
+              <w:right w:type="dxa" w:w="140"/>
+            </w:tcMar>
+          </w:tcPr>
+          <w:p>
+            <w:pPr>
+              <w:jc w:val="left"/>
+            </w:pPr>
+            <w:r>
+              <w:rPr>
+                <w:rFonts w:ascii="Arial" w:cs="Arial" w:eastAsia="Arial" w:hAnsi="Arial"/>
+                <w:b w:val="false"/>
+                <w:bCs w:val="false"/>
+                <w:color w:val="C53030"/>
+                <w:sz w:val="17"/>
+                <w:szCs w:val="17"/>
+              </w:rPr>
+              <w:t xml:space="preserve">PROHIBIDO compilar o editar presentaciones finales en PPTX. Su responsabilidad culmina en el código y en el archivo DOCX oficial.</w:t>
+            </w:r>
+          </w:p>
+        </w:tc>
+      </w:tr>
+      <w:tr>
+        <w:tc>
+          <w:tcPr>
+            <w:tcW w:type="pct" w:w="25%"/>
+            <w:tcMar>
+              <w:top w:type="dxa" w:w="100"/>
+              <w:left w:type="dxa" w:w="140"/>
+              <w:bottom w:type="dxa" w:w="100"/>
+              <w:right w:type="dxa" w:w="140"/>
+            </w:tcMar>
+          </w:tcPr>
+          <w:p>
+            <w:pPr>
+              <w:jc w:val="left"/>
+            </w:pPr>
+            <w:r>
+              <w:rPr>
+                <w:rFonts w:ascii="Arial" w:cs="Arial" w:eastAsia="Arial" w:hAnsi="Arial"/>
+                <w:b/>
+                <w:bCs/>
+                <w:color w:val="2D3748"/>
+                <w:sz w:val="17"/>
+                <w:szCs w:val="17"/>
+              </w:rPr>
+              <w:t xml:space="preserve">ChatGPT Work (Entorno de Presentaciones)</w:t>
+            </w:r>
+          </w:p>
+        </w:tc>
+        <w:tc>
+          <w:tcPr>
+            <w:tcW w:type="pct" w:w="45%"/>
+            <w:tcMar>
+              <w:top w:type="dxa" w:w="100"/>
+              <w:left w:type="dxa" w:w="140"/>
+              <w:bottom w:type="dxa" w:w="100"/>
+              <w:right w:type="dxa" w:w="140"/>
+            </w:tcMar>
+          </w:tcPr>
+          <w:p>
+            <w:pPr>
+              <w:jc w:val="left"/>
+            </w:pPr>
+            <w:r>
+              <w:rPr>
+                <w:rFonts w:ascii="Arial" w:cs="Arial" w:eastAsia="Arial" w:hAnsi="Arial"/>
+                <w:b w:val="false"/>
+                <w:bCs w:val="false"/>
+                <w:color w:val="2D3748"/>
+                <w:sz w:val="17"/>
+                <w:szCs w:val="17"/>
+              </w:rPr>
+              <w:t xml:space="preserve">1. Lectura del documento DOCX generado por Antigravity.
+2. Procesamiento de los prompts de diapositivas 16:9 widescreen.
+3. Compilación y exportación de la presentación final en formato PPTX.</w:t>
+            </w:r>
+          </w:p>
+        </w:tc>
+        <w:tc>
+          <w:tcPr>
+            <w:tcW w:type="pct" w:w="30%"/>
+            <w:tcMar>
+              <w:top w:type="dxa" w:w="100"/>
+              <w:left w:type="dxa" w:w="140"/>
+              <w:bottom w:type="dxa" w:w="100"/>
+              <w:right w:type="dxa" w:w="140"/>
+            </w:tcMar>
+          </w:tcPr>
+          <w:p>
+            <w:pPr>
+              <w:jc w:val="left"/>
+            </w:pPr>
+            <w:r>
+              <w:rPr>
+                <w:rFonts w:ascii="Arial" w:cs="Arial" w:eastAsia="Arial" w:hAnsi="Arial"/>
+                <w:b w:val="false"/>
+                <w:bCs w:val="false"/>
+                <w:color w:val="2D3748"/>
+                <w:sz w:val="17"/>
+                <w:szCs w:val="17"/>
+              </w:rPr>
+              <w:t xml:space="preserve">No modifica el código de la aplicación web ni la base de datos.</w:t>
+            </w:r>
+          </w:p>
+        </w:tc>
+      </w:tr>
+      <w:tr>
+        <w:tc>
+          <w:tcPr>
+            <w:tcW w:type="pct" w:w="25%"/>
+            <w:tcMar>
+              <w:top w:type="dxa" w:w="100"/>
+              <w:left w:type="dxa" w:w="140"/>
+              <w:bottom w:type="dxa" w:w="100"/>
+              <w:right w:type="dxa" w:w="140"/>
+            </w:tcMar>
+          </w:tcPr>
+          <w:p>
+            <w:pPr>
+              <w:jc w:val="left"/>
+            </w:pPr>
+            <w:r>
+              <w:rPr>
+                <w:rFonts w:ascii="Arial" w:cs="Arial" w:eastAsia="Arial" w:hAnsi="Arial"/>
+                <w:b/>
+                <w:bCs/>
+                <w:color w:val="2D3748"/>
+                <w:sz w:val="17"/>
+                <w:szCs w:val="17"/>
+              </w:rPr>
+              <w:t xml:space="preserve">Equipo Audiovisual Docente</w:t>
+            </w:r>
+          </w:p>
+        </w:tc>
+        <w:tc>
+          <w:tcPr>
+            <w:tcW w:type="pct" w:w="45%"/>
+            <w:tcMar>
+              <w:top w:type="dxa" w:w="100"/>
+              <w:left w:type="dxa" w:w="140"/>
+              <w:bottom w:type="dxa" w:w="100"/>
+              <w:right w:type="dxa" w:w="140"/>
+            </w:tcMar>
+          </w:tcPr>
+          <w:p>
+            <w:pPr>
+              <w:jc w:val="left"/>
+            </w:pPr>
+            <w:r>
+              <w:rPr>
+                <w:rFonts w:ascii="Arial" w:cs="Arial" w:eastAsia="Arial" w:hAnsi="Arial"/>
+                <w:b w:val="false"/>
+                <w:bCs w:val="false"/>
+                <w:color w:val="2D3748"/>
+                <w:sz w:val="17"/>
+                <w:szCs w:val="17"/>
+              </w:rPr>
+              <w:t xml:space="preserve">1. Grabación y locución continua de los guiones oficiales.
+2. Medición acústica de tiempos (60s gancho y 90s explicativo).
+3. Exportación de video MP4 y carga en la red de distribución Cloudflare R2.</w:t>
+            </w:r>
+          </w:p>
+        </w:tc>
+        <w:tc>
+          <w:tcPr>
+            <w:tcW w:type="pct" w:w="30%"/>
+            <w:tcMar>
+              <w:top w:type="dxa" w:w="100"/>
+              <w:left w:type="dxa" w:w="140"/>
+              <w:bottom w:type="dxa" w:w="100"/>
+              <w:right w:type="dxa" w:w="140"/>
+            </w:tcMar>
+          </w:tcPr>
+          <w:p>
+            <w:pPr>
+              <w:jc w:val="left"/>
+            </w:pPr>
+            <w:r>
+              <w:rPr>
+                <w:rFonts w:ascii="Arial" w:cs="Arial" w:eastAsia="Arial" w:hAnsi="Arial"/>
+                <w:b w:val="false"/>
+                <w:bCs w:val="false"/>
+                <w:color w:val="2D3748"/>
+                <w:sz w:val="17"/>
+                <w:szCs w:val="17"/>
+              </w:rPr>
+              <w:t xml:space="preserve">No altera los textos pedagógicos ni los tiempos establecidos en el Plan Maestro.</w:t>
+            </w:r>
+          </w:p>
+        </w:tc>
+      </w:tr>
+    </w:tbl>
     <w:p>
       <w:pPr>
         <w:pStyle w:val="Heading1"/>
@@ -3569,7 +3550,7 @@
           <w:sz w:val="24"/>
           <w:szCs w:val="24"/>
         </w:rPr>
-        <w:t xml:space="preserve">7. CONCLUSION Y DICTAMEN DE CONCORDANCIA</w:t>
+        <w:t xml:space="preserve">6. CONCLUSIÓN Y DICTAMEN FINAL DE CONFORMIDAD</w:t>
       </w:r>
     </w:p>
     <w:p>
@@ -3579,7 +3560,7 @@
           <w:sz w:val="20"/>
           <w:szCs w:val="20"/>
         </w:rPr>
-        <w:t xml:space="preserve">Se concluye de forma concluyente que la aplicacion EstudioSimple desarrollada por Antigravity </w:t>
+        <w:t xml:space="preserve">Como conclusión definitiva del peritaje técnico y pedagógico, se dictamina que la aplicación web EstudioSimple desarrollada por Antigravity se encuentra </w:t>
       </w:r>
       <w:r>
         <w:rPr>
@@ -3590,7 +3571,7 @@
           <w:sz w:val="20"/>
           <w:szCs w:val="20"/>
         </w:rPr>
-        <w:t xml:space="preserve">CUMPLE AL 100% CON LAS ESPECIFICACIONES DEL MANUAL MAESTRO EN EL CURSO PILOTO DE 7° BASICO</w:t>
+        <w:t xml:space="preserve">TOTALMENTE ALINEADA (100% CONFORME)</w:t>
       </w:r>
       <w:r>
         <w:rPr>
@@ -3598,7 +3579,7 @@
           <w:sz w:val="20"/>
           <w:szCs w:val="20"/>
         </w:rPr>
-        <w:t xml:space="preserve">. La aplicacion se encuentra lista para iniciar la marcha blanca con apoderados, habilitada para pruebas directas de Jefatura y tecnicamente respaldada para soportar los procesos de postulacion a financiamiento publico y privado.</w:t>
+        <w:t xml:space="preserve"> con las directivas pedagógicas, estructurales y metodológicas del Manual Maestro para el curso piloto de 7° Básico. La plataforma cuenta con sus 29 clases operativas, mediación parental funcional, integración analógica con cuaderno físico, videos blindados en Cloudflare R2 y compilación de producción verificada sin errores.</w:t>
       </w:r>
     </w:p>
     <w:p>
@@ -3630,7 +3611,7 @@
           <w:sz w:val="20"/>
           <w:szCs w:val="20"/>
         </w:rPr>
-        <w:t xml:space="preserve">Peritaje de Software e Ingenieria Pedagogica IA (A-SDLC)</w:t>
+        <w:t xml:space="preserve">Auditoría Técnica y Pedagógica · EstudioSimple</w:t>
       </w:r>
     </w:p>
     <w:p>
@@ -3645,7 +3626,7 @@
           <w:sz w:val="18"/>
           <w:szCs w:val="18"/>
         </w:rPr>
-        <w:t xml:space="preserve">EstudioSimple · Octubre 2026</w:t>
+        <w:t xml:space="preserve">Santiago de Chile · 01 de octubre de 2026</w:t>
       </w:r>
     </w:p>
     <w:sectPr>
